--- a/data/03_investment_memo/investment_memo_8.docx
+++ b/data/03_investment_memo/investment_memo_8.docx
@@ -21,7 +21,7 @@
     <w:p>
       <w:r>
         <w:br/>
-        <w:t>根据内部财务模型测算，新宇龙信息传媒有限公司 在未来三年</w:t>
+        <w:t>根据内部财务模型测算，浦华众城网络有限公司 在未来三年</w:t>
         <w:br/>
         <w:t>收入复合增长率预计可达到 29% 左右。</w:t>
         <w:br/>
@@ -32,53 +32,7 @@
     <w:p>
       <w:r>
         <w:br/>
-        <w:t>华辰资本旗下的 HC Quant Arbitrage Fund 在最近的资产配置会议中</w:t>
-        <w:br/>
-        <w:t>讨论了 人工智能 行业的投资机会，并对 雨林木风计算机科技有限公司</w:t>
-        <w:br/>
-        <w:t>进行了重点评估。</w:t>
-        <w:br/>
-      </w:r>
-    </w:p>
-    <w:p>
-      <w:r>
-        <w:br/>
-        <w:t>精芯科技有限公司 是中国 云计算 行业的重要企业之一。</w:t>
-        <w:br/>
-        <w:t>根据华辰资本 风险管理部 的研究，该公司成立于 2005 年，</w:t>
-        <w:br/>
-        <w:t>目前员工规模约 3520 人。公司近年来持续加大研发投入，</w:t>
-        <w:br/>
-        <w:t>在核心技术方面形成了较强的竞争壁垒。</w:t>
-        <w:br/>
-      </w:r>
-    </w:p>
-    <w:p>
-      <w:r>
-        <w:br/>
-        <w:t>从产业链角度看，消费科技 行业主要由上游设备厂商、</w:t>
-        <w:br/>
-        <w:t>中游平台企业以及下游应用厂商组成。</w:t>
-        <w:br/>
-        <w:t>和泰传媒有限公司 主要位于产业链的 上游 环节。</w:t>
-        <w:br/>
-      </w:r>
-    </w:p>
-    <w:p>
-      <w:r>
-        <w:br/>
-        <w:t>根据内部财务模型测算，富罳信息有限公司 在未来三年</w:t>
-        <w:br/>
-        <w:t>收入复合增长率预计可达到 34% 左右。</w:t>
-        <w:br/>
-        <w:t>该预测基于行业需求增长以及公司产能扩张计划。</w:t>
-        <w:br/>
-      </w:r>
-    </w:p>
-    <w:p>
-      <w:r>
-        <w:br/>
-        <w:t>风险管理部认为，云计算 行业仍然面临若干</w:t>
+        <w:t>风险管理部认为，消费科技 行业仍然面临若干</w:t>
         <w:br/>
         <w:t>不确定性因素，包括技术迭代风险、政策变化、</w:t>
         <w:br/>
@@ -89,22 +43,70 @@
     <w:p>
       <w:r>
         <w:br/>
-        <w:t>从产业链角度看，医疗科技 行业主要由上游设备厂商、</w:t>
+        <w:t>根据内部财务模型测算，佳禾传媒有限公司 在未来三年</w:t>
         <w:br/>
-        <w:t>中游平台企业以及下游应用厂商组成。</w:t>
+        <w:t>收入复合增长率预计可达到 28% 左右。</w:t>
         <w:br/>
-        <w:t>雨林木风计算机网络有限公司 主要位于产业链的 上游 环节。</w:t>
+        <w:t>该预测基于行业需求增长以及公司产能扩张计划。</w:t>
         <w:br/>
       </w:r>
     </w:p>
     <w:p>
       <w:r>
         <w:br/>
-        <w:t>风险管理部认为，医疗科技 行业仍然面临若干</w:t>
+        <w:t>华辰资本旗下的 HC AI Innovation Fund 在最近的资产配置会议中</w:t>
         <w:br/>
-        <w:t>不确定性因素，包括技术迭代风险、政策变化、</w:t>
+        <w:t>讨论了 人工智能 行业的投资机会，并对 新格林耐特网络有限公司</w:t>
         <w:br/>
-        <w:t>以及市场竞争加剧等问题。</w:t>
+        <w:t>进行了重点评估。</w:t>
+        <w:br/>
+      </w:r>
+    </w:p>
+    <w:p>
+      <w:r>
+        <w:br/>
+        <w:t>明腾传媒有限公司 是中国 人工智能 行业的重要企业之一。</w:t>
+        <w:br/>
+        <w:t>根据华辰资本 风险管理部 的研究，该公司成立于 2011 年，</w:t>
+        <w:br/>
+        <w:t>目前员工规模约 2688 人。公司近年来持续加大研发投入，</w:t>
+        <w:br/>
+        <w:t>在核心技术方面形成了较强的竞争壁垒。</w:t>
+        <w:br/>
+      </w:r>
+    </w:p>
+    <w:p>
+      <w:r>
+        <w:br/>
+        <w:t>华辰资本旗下的 HC Alpha Growth Fund 在最近的资产配置会议中</w:t>
+        <w:br/>
+        <w:t>讨论了 人工智能 行业的投资机会，并对 方正科技传媒有限公司</w:t>
+        <w:br/>
+        <w:t>进行了重点评估。</w:t>
+        <w:br/>
+      </w:r>
+    </w:p>
+    <w:p>
+      <w:r>
+        <w:br/>
+        <w:t>昂歌信息信息有限公司 是中国 消费科技 行业的重要企业之一。</w:t>
+        <w:br/>
+        <w:t>根据华辰资本 投资策略部 的研究，该公司成立于 2010 年，</w:t>
+        <w:br/>
+        <w:t>目前员工规模约 7892 人。公司近年来持续加大研发投入，</w:t>
+        <w:br/>
+        <w:t>在核心技术方面形成了较强的竞争壁垒。</w:t>
+        <w:br/>
+      </w:r>
+    </w:p>
+    <w:p>
+      <w:r>
+        <w:br/>
+        <w:t>从产业链角度看，云计算 行业主要由上游设备厂商、</w:t>
+        <w:br/>
+        <w:t>中游平台企业以及下游应用厂商组成。</w:t>
+        <w:br/>
+        <w:t>创联世纪信息有限公司 主要位于产业链的 下游 环节。</w:t>
         <w:br/>
       </w:r>
     </w:p>
@@ -168,37 +170,37 @@
           </w:tcPr>
           <w:p>
             <w:r>
-              <w:t>天益信息有限公司</w:t>
-            </w:r>
-          </w:p>
-        </w:tc>
-        <w:tc>
-          <w:tcPr>
-            <w:tcW w:type="dxa" w:w="2160"/>
-          </w:tcPr>
-          <w:p>
-            <w:r>
-              <w:t>云计算</w:t>
-            </w:r>
-          </w:p>
-        </w:tc>
-        <w:tc>
-          <w:tcPr>
-            <w:tcW w:type="dxa" w:w="2160"/>
-          </w:tcPr>
-          <w:p>
-            <w:r>
-              <w:t>662亿</w:t>
-            </w:r>
-          </w:p>
-        </w:tc>
-        <w:tc>
-          <w:tcPr>
-            <w:tcW w:type="dxa" w:w="2160"/>
-          </w:tcPr>
-          <w:p>
-            <w:r>
-              <w:t>18%</w:t>
+              <w:t>迪摩信息有限公司</w:t>
+            </w:r>
+          </w:p>
+        </w:tc>
+        <w:tc>
+          <w:tcPr>
+            <w:tcW w:type="dxa" w:w="2160"/>
+          </w:tcPr>
+          <w:p>
+            <w:r>
+              <w:t>医疗科技</w:t>
+            </w:r>
+          </w:p>
+        </w:tc>
+        <w:tc>
+          <w:tcPr>
+            <w:tcW w:type="dxa" w:w="2160"/>
+          </w:tcPr>
+          <w:p>
+            <w:r>
+              <w:t>617亿</w:t>
+            </w:r>
+          </w:p>
+        </w:tc>
+        <w:tc>
+          <w:tcPr>
+            <w:tcW w:type="dxa" w:w="2160"/>
+          </w:tcPr>
+          <w:p>
+            <w:r>
+              <w:t>29%</w:t>
             </w:r>
           </w:p>
         </w:tc>
@@ -210,37 +212,37 @@
           </w:tcPr>
           <w:p>
             <w:r>
-              <w:t>鸿睿思博信息有限公司</w:t>
-            </w:r>
-          </w:p>
-        </w:tc>
-        <w:tc>
-          <w:tcPr>
-            <w:tcW w:type="dxa" w:w="2160"/>
-          </w:tcPr>
-          <w:p>
-            <w:r>
-              <w:t>半导体</w:t>
-            </w:r>
-          </w:p>
-        </w:tc>
-        <w:tc>
-          <w:tcPr>
-            <w:tcW w:type="dxa" w:w="2160"/>
-          </w:tcPr>
-          <w:p>
-            <w:r>
-              <w:t>225亿</w:t>
-            </w:r>
-          </w:p>
-        </w:tc>
-        <w:tc>
-          <w:tcPr>
-            <w:tcW w:type="dxa" w:w="2160"/>
-          </w:tcPr>
-          <w:p>
-            <w:r>
-              <w:t>27%</w:t>
+              <w:t>毕博诚信息有限公司</w:t>
+            </w:r>
+          </w:p>
+        </w:tc>
+        <w:tc>
+          <w:tcPr>
+            <w:tcW w:type="dxa" w:w="2160"/>
+          </w:tcPr>
+          <w:p>
+            <w:r>
+              <w:t>机器人</w:t>
+            </w:r>
+          </w:p>
+        </w:tc>
+        <w:tc>
+          <w:tcPr>
+            <w:tcW w:type="dxa" w:w="2160"/>
+          </w:tcPr>
+          <w:p>
+            <w:r>
+              <w:t>345亿</w:t>
+            </w:r>
+          </w:p>
+        </w:tc>
+        <w:tc>
+          <w:tcPr>
+            <w:tcW w:type="dxa" w:w="2160"/>
+          </w:tcPr>
+          <w:p>
+            <w:r>
+              <w:t>23%</w:t>
             </w:r>
           </w:p>
         </w:tc>
@@ -252,37 +254,37 @@
           </w:tcPr>
           <w:p>
             <w:r>
-              <w:t>创亿信息有限公司</w:t>
-            </w:r>
-          </w:p>
-        </w:tc>
-        <w:tc>
-          <w:tcPr>
-            <w:tcW w:type="dxa" w:w="2160"/>
-          </w:tcPr>
-          <w:p>
-            <w:r>
-              <w:t>医疗科技</w:t>
-            </w:r>
-          </w:p>
-        </w:tc>
-        <w:tc>
-          <w:tcPr>
-            <w:tcW w:type="dxa" w:w="2160"/>
-          </w:tcPr>
-          <w:p>
-            <w:r>
-              <w:t>759亿</w:t>
-            </w:r>
-          </w:p>
-        </w:tc>
-        <w:tc>
-          <w:tcPr>
-            <w:tcW w:type="dxa" w:w="2160"/>
-          </w:tcPr>
-          <w:p>
-            <w:r>
-              <w:t>20%</w:t>
+              <w:t>联通时科传媒有限公司</w:t>
+            </w:r>
+          </w:p>
+        </w:tc>
+        <w:tc>
+          <w:tcPr>
+            <w:tcW w:type="dxa" w:w="2160"/>
+          </w:tcPr>
+          <w:p>
+            <w:r>
+              <w:t>消费科技</w:t>
+            </w:r>
+          </w:p>
+        </w:tc>
+        <w:tc>
+          <w:tcPr>
+            <w:tcW w:type="dxa" w:w="2160"/>
+          </w:tcPr>
+          <w:p>
+            <w:r>
+              <w:t>736亿</w:t>
+            </w:r>
+          </w:p>
+        </w:tc>
+        <w:tc>
+          <w:tcPr>
+            <w:tcW w:type="dxa" w:w="2160"/>
+          </w:tcPr>
+          <w:p>
+            <w:r>
+              <w:t>29%</w:t>
             </w:r>
           </w:p>
         </w:tc>
@@ -294,37 +296,37 @@
           </w:tcPr>
           <w:p>
             <w:r>
-              <w:t>创亿信息有限公司</w:t>
-            </w:r>
-          </w:p>
-        </w:tc>
-        <w:tc>
-          <w:tcPr>
-            <w:tcW w:type="dxa" w:w="2160"/>
-          </w:tcPr>
-          <w:p>
-            <w:r>
-              <w:t>医疗科技</w:t>
-            </w:r>
-          </w:p>
-        </w:tc>
-        <w:tc>
-          <w:tcPr>
-            <w:tcW w:type="dxa" w:w="2160"/>
-          </w:tcPr>
-          <w:p>
-            <w:r>
-              <w:t>411亿</w:t>
-            </w:r>
-          </w:p>
-        </w:tc>
-        <w:tc>
-          <w:tcPr>
-            <w:tcW w:type="dxa" w:w="2160"/>
-          </w:tcPr>
-          <w:p>
-            <w:r>
-              <w:t>16%</w:t>
+              <w:t>联软网络有限公司</w:t>
+            </w:r>
+          </w:p>
+        </w:tc>
+        <w:tc>
+          <w:tcPr>
+            <w:tcW w:type="dxa" w:w="2160"/>
+          </w:tcPr>
+          <w:p>
+            <w:r>
+              <w:t>半导体</w:t>
+            </w:r>
+          </w:p>
+        </w:tc>
+        <w:tc>
+          <w:tcPr>
+            <w:tcW w:type="dxa" w:w="2160"/>
+          </w:tcPr>
+          <w:p>
+            <w:r>
+              <w:t>769亿</w:t>
+            </w:r>
+          </w:p>
+        </w:tc>
+        <w:tc>
+          <w:tcPr>
+            <w:tcW w:type="dxa" w:w="2160"/>
+          </w:tcPr>
+          <w:p>
+            <w:r>
+              <w:t>24%</w:t>
             </w:r>
           </w:p>
         </w:tc>
@@ -336,7 +338,7 @@
           </w:tcPr>
           <w:p>
             <w:r>
-              <w:t>创亿信息有限公司</w:t>
+              <w:t>昊嘉科技有限公司</w:t>
             </w:r>
           </w:p>
         </w:tc>
@@ -356,17 +358,17 @@
           </w:tcPr>
           <w:p>
             <w:r>
-              <w:t>735亿</w:t>
-            </w:r>
-          </w:p>
-        </w:tc>
-        <w:tc>
-          <w:tcPr>
-            <w:tcW w:type="dxa" w:w="2160"/>
-          </w:tcPr>
-          <w:p>
-            <w:r>
-              <w:t>18%</w:t>
+              <w:t>682亿</w:t>
+            </w:r>
+          </w:p>
+        </w:tc>
+        <w:tc>
+          <w:tcPr>
+            <w:tcW w:type="dxa" w:w="2160"/>
+          </w:tcPr>
+          <w:p>
+            <w:r>
+              <w:t>24%</w:t>
             </w:r>
           </w:p>
         </w:tc>
@@ -378,37 +380,37 @@
           </w:tcPr>
           <w:p>
             <w:r>
-              <w:t>九方网络有限公司</w:t>
-            </w:r>
-          </w:p>
-        </w:tc>
-        <w:tc>
-          <w:tcPr>
-            <w:tcW w:type="dxa" w:w="2160"/>
-          </w:tcPr>
-          <w:p>
-            <w:r>
-              <w:t>新能源</w:t>
-            </w:r>
-          </w:p>
-        </w:tc>
-        <w:tc>
-          <w:tcPr>
-            <w:tcW w:type="dxa" w:w="2160"/>
-          </w:tcPr>
-          <w:p>
-            <w:r>
-              <w:t>535亿</w:t>
-            </w:r>
-          </w:p>
-        </w:tc>
-        <w:tc>
-          <w:tcPr>
-            <w:tcW w:type="dxa" w:w="2160"/>
-          </w:tcPr>
-          <w:p>
-            <w:r>
-              <w:t>18%</w:t>
+              <w:t>联软网络有限公司</w:t>
+            </w:r>
+          </w:p>
+        </w:tc>
+        <w:tc>
+          <w:tcPr>
+            <w:tcW w:type="dxa" w:w="2160"/>
+          </w:tcPr>
+          <w:p>
+            <w:r>
+              <w:t>半导体</w:t>
+            </w:r>
+          </w:p>
+        </w:tc>
+        <w:tc>
+          <w:tcPr>
+            <w:tcW w:type="dxa" w:w="2160"/>
+          </w:tcPr>
+          <w:p>
+            <w:r>
+              <w:t>118亿</w:t>
+            </w:r>
+          </w:p>
+        </w:tc>
+        <w:tc>
+          <w:tcPr>
+            <w:tcW w:type="dxa" w:w="2160"/>
+          </w:tcPr>
+          <w:p>
+            <w:r>
+              <w:t>30%</w:t>
             </w:r>
           </w:p>
         </w:tc>
@@ -420,27 +422,27 @@
           </w:tcPr>
           <w:p>
             <w:r>
-              <w:t>雨林木风计算机网络有限公司</w:t>
-            </w:r>
-          </w:p>
-        </w:tc>
-        <w:tc>
-          <w:tcPr>
-            <w:tcW w:type="dxa" w:w="2160"/>
-          </w:tcPr>
-          <w:p>
-            <w:r>
-              <w:t>医疗科技</w:t>
-            </w:r>
-          </w:p>
-        </w:tc>
-        <w:tc>
-          <w:tcPr>
-            <w:tcW w:type="dxa" w:w="2160"/>
-          </w:tcPr>
-          <w:p>
-            <w:r>
-              <w:t>424亿</w:t>
+              <w:t>联软网络有限公司</w:t>
+            </w:r>
+          </w:p>
+        </w:tc>
+        <w:tc>
+          <w:tcPr>
+            <w:tcW w:type="dxa" w:w="2160"/>
+          </w:tcPr>
+          <w:p>
+            <w:r>
+              <w:t>半导体</w:t>
+            </w:r>
+          </w:p>
+        </w:tc>
+        <w:tc>
+          <w:tcPr>
+            <w:tcW w:type="dxa" w:w="2160"/>
+          </w:tcPr>
+          <w:p>
+            <w:r>
+              <w:t>367亿</w:t>
             </w:r>
           </w:p>
         </w:tc>
@@ -462,37 +464,37 @@
           </w:tcPr>
           <w:p>
             <w:r>
-              <w:t>天益信息有限公司</w:t>
-            </w:r>
-          </w:p>
-        </w:tc>
-        <w:tc>
-          <w:tcPr>
-            <w:tcW w:type="dxa" w:w="2160"/>
-          </w:tcPr>
-          <w:p>
-            <w:r>
-              <w:t>云计算</w:t>
-            </w:r>
-          </w:p>
-        </w:tc>
-        <w:tc>
-          <w:tcPr>
-            <w:tcW w:type="dxa" w:w="2160"/>
-          </w:tcPr>
-          <w:p>
-            <w:r>
-              <w:t>756亿</w:t>
-            </w:r>
-          </w:p>
-        </w:tc>
-        <w:tc>
-          <w:tcPr>
-            <w:tcW w:type="dxa" w:w="2160"/>
-          </w:tcPr>
-          <w:p>
-            <w:r>
-              <w:t>10%</w:t>
+              <w:t>明腾传媒有限公司</w:t>
+            </w:r>
+          </w:p>
+        </w:tc>
+        <w:tc>
+          <w:tcPr>
+            <w:tcW w:type="dxa" w:w="2160"/>
+          </w:tcPr>
+          <w:p>
+            <w:r>
+              <w:t>人工智能</w:t>
+            </w:r>
+          </w:p>
+        </w:tc>
+        <w:tc>
+          <w:tcPr>
+            <w:tcW w:type="dxa" w:w="2160"/>
+          </w:tcPr>
+          <w:p>
+            <w:r>
+              <w:t>774亿</w:t>
+            </w:r>
+          </w:p>
+        </w:tc>
+        <w:tc>
+          <w:tcPr>
+            <w:tcW w:type="dxa" w:w="2160"/>
+          </w:tcPr>
+          <w:p>
+            <w:r>
+              <w:t>6%</w:t>
             </w:r>
           </w:p>
         </w:tc>
@@ -504,37 +506,37 @@
           </w:tcPr>
           <w:p>
             <w:r>
-              <w:t>昂歌信息科技有限公司</w:t>
-            </w:r>
-          </w:p>
-        </w:tc>
-        <w:tc>
-          <w:tcPr>
-            <w:tcW w:type="dxa" w:w="2160"/>
-          </w:tcPr>
-          <w:p>
-            <w:r>
-              <w:t>消费科技</w:t>
-            </w:r>
-          </w:p>
-        </w:tc>
-        <w:tc>
-          <w:tcPr>
-            <w:tcW w:type="dxa" w:w="2160"/>
-          </w:tcPr>
-          <w:p>
-            <w:r>
-              <w:t>176亿</w:t>
-            </w:r>
-          </w:p>
-        </w:tc>
-        <w:tc>
-          <w:tcPr>
-            <w:tcW w:type="dxa" w:w="2160"/>
-          </w:tcPr>
-          <w:p>
-            <w:r>
-              <w:t>30%</w:t>
+              <w:t>通际名联科技有限公司</w:t>
+            </w:r>
+          </w:p>
+        </w:tc>
+        <w:tc>
+          <w:tcPr>
+            <w:tcW w:type="dxa" w:w="2160"/>
+          </w:tcPr>
+          <w:p>
+            <w:r>
+              <w:t>人工智能</w:t>
+            </w:r>
+          </w:p>
+        </w:tc>
+        <w:tc>
+          <w:tcPr>
+            <w:tcW w:type="dxa" w:w="2160"/>
+          </w:tcPr>
+          <w:p>
+            <w:r>
+              <w:t>635亿</w:t>
+            </w:r>
+          </w:p>
+        </w:tc>
+        <w:tc>
+          <w:tcPr>
+            <w:tcW w:type="dxa" w:w="2160"/>
+          </w:tcPr>
+          <w:p>
+            <w:r>
+              <w:t>5%</w:t>
             </w:r>
           </w:p>
         </w:tc>
@@ -546,37 +548,37 @@
           </w:tcPr>
           <w:p>
             <w:r>
-              <w:t>雨林木风计算机科技有限公司</w:t>
-            </w:r>
-          </w:p>
-        </w:tc>
-        <w:tc>
-          <w:tcPr>
-            <w:tcW w:type="dxa" w:w="2160"/>
-          </w:tcPr>
-          <w:p>
-            <w:r>
-              <w:t>人工智能</w:t>
-            </w:r>
-          </w:p>
-        </w:tc>
-        <w:tc>
-          <w:tcPr>
-            <w:tcW w:type="dxa" w:w="2160"/>
-          </w:tcPr>
-          <w:p>
-            <w:r>
-              <w:t>550亿</w:t>
-            </w:r>
-          </w:p>
-        </w:tc>
-        <w:tc>
-          <w:tcPr>
-            <w:tcW w:type="dxa" w:w="2160"/>
-          </w:tcPr>
-          <w:p>
-            <w:r>
-              <w:t>8%</w:t>
+              <w:t>华泰通安网络有限公司</w:t>
+            </w:r>
+          </w:p>
+        </w:tc>
+        <w:tc>
+          <w:tcPr>
+            <w:tcW w:type="dxa" w:w="2160"/>
+          </w:tcPr>
+          <w:p>
+            <w:r>
+              <w:t>半导体</w:t>
+            </w:r>
+          </w:p>
+        </w:tc>
+        <w:tc>
+          <w:tcPr>
+            <w:tcW w:type="dxa" w:w="2160"/>
+          </w:tcPr>
+          <w:p>
+            <w:r>
+              <w:t>112亿</w:t>
+            </w:r>
+          </w:p>
+        </w:tc>
+        <w:tc>
+          <w:tcPr>
+            <w:tcW w:type="dxa" w:w="2160"/>
+          </w:tcPr>
+          <w:p>
+            <w:r>
+              <w:t>17%</w:t>
             </w:r>
           </w:p>
         </w:tc>
@@ -588,37 +590,37 @@
           </w:tcPr>
           <w:p>
             <w:r>
-              <w:t>凌云网络有限公司</w:t>
-            </w:r>
-          </w:p>
-        </w:tc>
-        <w:tc>
-          <w:tcPr>
-            <w:tcW w:type="dxa" w:w="2160"/>
-          </w:tcPr>
-          <w:p>
-            <w:r>
-              <w:t>医疗科技</w:t>
-            </w:r>
-          </w:p>
-        </w:tc>
-        <w:tc>
-          <w:tcPr>
-            <w:tcW w:type="dxa" w:w="2160"/>
-          </w:tcPr>
-          <w:p>
-            <w:r>
-              <w:t>634亿</w:t>
-            </w:r>
-          </w:p>
-        </w:tc>
-        <w:tc>
-          <w:tcPr>
-            <w:tcW w:type="dxa" w:w="2160"/>
-          </w:tcPr>
-          <w:p>
-            <w:r>
-              <w:t>6%</w:t>
+              <w:t>惠派国际公司科技有限公司</w:t>
+            </w:r>
+          </w:p>
+        </w:tc>
+        <w:tc>
+          <w:tcPr>
+            <w:tcW w:type="dxa" w:w="2160"/>
+          </w:tcPr>
+          <w:p>
+            <w:r>
+              <w:t>人工智能</w:t>
+            </w:r>
+          </w:p>
+        </w:tc>
+        <w:tc>
+          <w:tcPr>
+            <w:tcW w:type="dxa" w:w="2160"/>
+          </w:tcPr>
+          <w:p>
+            <w:r>
+              <w:t>613亿</w:t>
+            </w:r>
+          </w:p>
+        </w:tc>
+        <w:tc>
+          <w:tcPr>
+            <w:tcW w:type="dxa" w:w="2160"/>
+          </w:tcPr>
+          <w:p>
+            <w:r>
+              <w:t>16%</w:t>
             </w:r>
           </w:p>
         </w:tc>
@@ -630,37 +632,37 @@
           </w:tcPr>
           <w:p>
             <w:r>
-              <w:t>东方峻景网络有限公司</w:t>
-            </w:r>
-          </w:p>
-        </w:tc>
-        <w:tc>
-          <w:tcPr>
-            <w:tcW w:type="dxa" w:w="2160"/>
-          </w:tcPr>
-          <w:p>
-            <w:r>
-              <w:t>机器人</w:t>
-            </w:r>
-          </w:p>
-        </w:tc>
-        <w:tc>
-          <w:tcPr>
-            <w:tcW w:type="dxa" w:w="2160"/>
-          </w:tcPr>
-          <w:p>
-            <w:r>
-              <w:t>587亿</w:t>
-            </w:r>
-          </w:p>
-        </w:tc>
-        <w:tc>
-          <w:tcPr>
-            <w:tcW w:type="dxa" w:w="2160"/>
-          </w:tcPr>
-          <w:p>
-            <w:r>
-              <w:t>8%</w:t>
+              <w:t>飞利信科技有限公司</w:t>
+            </w:r>
+          </w:p>
+        </w:tc>
+        <w:tc>
+          <w:tcPr>
+            <w:tcW w:type="dxa" w:w="2160"/>
+          </w:tcPr>
+          <w:p>
+            <w:r>
+              <w:t>人工智能</w:t>
+            </w:r>
+          </w:p>
+        </w:tc>
+        <w:tc>
+          <w:tcPr>
+            <w:tcW w:type="dxa" w:w="2160"/>
+          </w:tcPr>
+          <w:p>
+            <w:r>
+              <w:t>133亿</w:t>
+            </w:r>
+          </w:p>
+        </w:tc>
+        <w:tc>
+          <w:tcPr>
+            <w:tcW w:type="dxa" w:w="2160"/>
+          </w:tcPr>
+          <w:p>
+            <w:r>
+              <w:t>24%</w:t>
             </w:r>
           </w:p>
         </w:tc>
@@ -672,37 +674,37 @@
           </w:tcPr>
           <w:p>
             <w:r>
-              <w:t>创亿信息有限公司</w:t>
-            </w:r>
-          </w:p>
-        </w:tc>
-        <w:tc>
-          <w:tcPr>
-            <w:tcW w:type="dxa" w:w="2160"/>
-          </w:tcPr>
-          <w:p>
-            <w:r>
-              <w:t>医疗科技</w:t>
-            </w:r>
-          </w:p>
-        </w:tc>
-        <w:tc>
-          <w:tcPr>
-            <w:tcW w:type="dxa" w:w="2160"/>
-          </w:tcPr>
-          <w:p>
-            <w:r>
-              <w:t>133亿</w:t>
-            </w:r>
-          </w:p>
-        </w:tc>
-        <w:tc>
-          <w:tcPr>
-            <w:tcW w:type="dxa" w:w="2160"/>
-          </w:tcPr>
-          <w:p>
-            <w:r>
-              <w:t>7%</w:t>
+              <w:t>中建创业科技有限公司</w:t>
+            </w:r>
+          </w:p>
+        </w:tc>
+        <w:tc>
+          <w:tcPr>
+            <w:tcW w:type="dxa" w:w="2160"/>
+          </w:tcPr>
+          <w:p>
+            <w:r>
+              <w:t>半导体</w:t>
+            </w:r>
+          </w:p>
+        </w:tc>
+        <w:tc>
+          <w:tcPr>
+            <w:tcW w:type="dxa" w:w="2160"/>
+          </w:tcPr>
+          <w:p>
+            <w:r>
+              <w:t>396亿</w:t>
+            </w:r>
+          </w:p>
+        </w:tc>
+        <w:tc>
+          <w:tcPr>
+            <w:tcW w:type="dxa" w:w="2160"/>
+          </w:tcPr>
+          <w:p>
+            <w:r>
+              <w:t>6%</w:t>
             </w:r>
           </w:p>
         </w:tc>
@@ -714,37 +716,37 @@
           </w:tcPr>
           <w:p>
             <w:r>
-              <w:t>华远软件信息有限公司</w:t>
-            </w:r>
-          </w:p>
-        </w:tc>
-        <w:tc>
-          <w:tcPr>
-            <w:tcW w:type="dxa" w:w="2160"/>
-          </w:tcPr>
-          <w:p>
-            <w:r>
-              <w:t>半导体</w:t>
-            </w:r>
-          </w:p>
-        </w:tc>
-        <w:tc>
-          <w:tcPr>
-            <w:tcW w:type="dxa" w:w="2160"/>
-          </w:tcPr>
-          <w:p>
-            <w:r>
-              <w:t>237亿</w:t>
-            </w:r>
-          </w:p>
-        </w:tc>
-        <w:tc>
-          <w:tcPr>
-            <w:tcW w:type="dxa" w:w="2160"/>
-          </w:tcPr>
-          <w:p>
-            <w:r>
-              <w:t>10%</w:t>
+              <w:t>佳禾传媒有限公司</w:t>
+            </w:r>
+          </w:p>
+        </w:tc>
+        <w:tc>
+          <w:tcPr>
+            <w:tcW w:type="dxa" w:w="2160"/>
+          </w:tcPr>
+          <w:p>
+            <w:r>
+              <w:t>云计算</w:t>
+            </w:r>
+          </w:p>
+        </w:tc>
+        <w:tc>
+          <w:tcPr>
+            <w:tcW w:type="dxa" w:w="2160"/>
+          </w:tcPr>
+          <w:p>
+            <w:r>
+              <w:t>704亿</w:t>
+            </w:r>
+          </w:p>
+        </w:tc>
+        <w:tc>
+          <w:tcPr>
+            <w:tcW w:type="dxa" w:w="2160"/>
+          </w:tcPr>
+          <w:p>
+            <w:r>
+              <w:t>11%</w:t>
             </w:r>
           </w:p>
         </w:tc>
@@ -756,37 +758,37 @@
           </w:tcPr>
           <w:p>
             <w:r>
-              <w:t>天益信息有限公司</w:t>
-            </w:r>
-          </w:p>
-        </w:tc>
-        <w:tc>
-          <w:tcPr>
-            <w:tcW w:type="dxa" w:w="2160"/>
-          </w:tcPr>
-          <w:p>
-            <w:r>
-              <w:t>云计算</w:t>
-            </w:r>
-          </w:p>
-        </w:tc>
-        <w:tc>
-          <w:tcPr>
-            <w:tcW w:type="dxa" w:w="2160"/>
-          </w:tcPr>
-          <w:p>
-            <w:r>
-              <w:t>754亿</w:t>
-            </w:r>
-          </w:p>
-        </w:tc>
-        <w:tc>
-          <w:tcPr>
-            <w:tcW w:type="dxa" w:w="2160"/>
-          </w:tcPr>
-          <w:p>
-            <w:r>
-              <w:t>18%</w:t>
+              <w:t>昂歌信息信息有限公司</w:t>
+            </w:r>
+          </w:p>
+        </w:tc>
+        <w:tc>
+          <w:tcPr>
+            <w:tcW w:type="dxa" w:w="2160"/>
+          </w:tcPr>
+          <w:p>
+            <w:r>
+              <w:t>消费科技</w:t>
+            </w:r>
+          </w:p>
+        </w:tc>
+        <w:tc>
+          <w:tcPr>
+            <w:tcW w:type="dxa" w:w="2160"/>
+          </w:tcPr>
+          <w:p>
+            <w:r>
+              <w:t>387亿</w:t>
+            </w:r>
+          </w:p>
+        </w:tc>
+        <w:tc>
+          <w:tcPr>
+            <w:tcW w:type="dxa" w:w="2160"/>
+          </w:tcPr>
+          <w:p>
+            <w:r>
+              <w:t>19%</w:t>
             </w:r>
           </w:p>
         </w:tc>
@@ -803,9 +805,817 @@
     <w:p>
       <w:r>
         <w:br/>
+        <w:t>从产业链角度看，医疗科技 行业主要由上游设备厂商、</w:t>
+        <w:br/>
+        <w:t>中游平台企业以及下游应用厂商组成。</w:t>
+        <w:br/>
+        <w:t>迪摩信息有限公司 主要位于产业链的 下游 环节。</w:t>
+        <w:br/>
+      </w:r>
+    </w:p>
+    <w:p>
+      <w:r>
+        <w:br/>
+        <w:t>风险管理部认为，人工智能 行业仍然面临若干</w:t>
+        <w:br/>
+        <w:t>不确定性因素，包括技术迭代风险、政策变化、</w:t>
+        <w:br/>
+        <w:t>以及市场竞争加剧等问题。</w:t>
+        <w:br/>
+      </w:r>
+    </w:p>
+    <w:p>
+      <w:r>
+        <w:br/>
+        <w:t>风险管理部认为，消费科技 行业仍然面临若干</w:t>
+        <w:br/>
+        <w:t>不确定性因素，包括技术迭代风险、政策变化、</w:t>
+        <w:br/>
+        <w:t>以及市场竞争加剧等问题。</w:t>
+        <w:br/>
+      </w:r>
+    </w:p>
+    <w:p>
+      <w:r>
+        <w:br/>
+        <w:t>根据内部财务模型测算，新格林耐特网络有限公司 在未来三年</w:t>
+        <w:br/>
+        <w:t>收入复合增长率预计可达到 15% 左右。</w:t>
+        <w:br/>
+        <w:t>该预测基于行业需求增长以及公司产能扩张计划。</w:t>
+        <w:br/>
+      </w:r>
+    </w:p>
+    <w:p>
+      <w:r>
+        <w:br/>
+        <w:t>根据内部财务模型测算，飞利信科技有限公司 在未来三年</w:t>
+        <w:br/>
+        <w:t>收入复合增长率预计可达到 14% 左右。</w:t>
+        <w:br/>
+        <w:t>该预测基于行业需求增长以及公司产能扩张计划。</w:t>
+        <w:br/>
+      </w:r>
+    </w:p>
+    <w:p>
+      <w:r>
+        <w:br/>
+        <w:t>根据内部财务模型测算，佳禾传媒有限公司 在未来三年</w:t>
+        <w:br/>
+        <w:t>收入复合增长率预计可达到 10% 左右。</w:t>
+        <w:br/>
+        <w:t>该预测基于行业需求增长以及公司产能扩张计划。</w:t>
+        <w:br/>
+      </w:r>
+    </w:p>
+    <w:p>
+      <w:r>
+        <w:br/>
+        <w:t>根据内部财务模型测算，联通时科传媒有限公司 在未来三年</w:t>
+        <w:br/>
+        <w:t>收入复合增长率预计可达到 26% 左右。</w:t>
+        <w:br/>
+        <w:t>该预测基于行业需求增长以及公司产能扩张计划。</w:t>
+        <w:br/>
+      </w:r>
+    </w:p>
+    <w:p>
+      <w:r>
+        <w:br/>
+        <w:t>方正科技信息有限公司 是中国 消费科技 行业的重要企业之一。</w:t>
+        <w:br/>
+        <w:t>根据华辰资本 量化研究部 的研究，该公司成立于 2006 年，</w:t>
+        <w:br/>
+        <w:t>目前员工规模约 4942 人。公司近年来持续加大研发投入，</w:t>
+        <w:br/>
+        <w:t>在核心技术方面形成了较强的竞争壁垒。</w:t>
+        <w:br/>
+      </w:r>
+    </w:p>
+    <w:tbl>
+      <w:tblPr>
+        <w:tblW w:type="auto" w:w="0"/>
+        <w:tblLook w:firstColumn="1" w:firstRow="1" w:lastColumn="0" w:lastRow="0" w:noHBand="0" w:noVBand="1" w:val="04A0"/>
+      </w:tblPr>
+      <w:tblGrid>
+        <w:gridCol w:w="2160"/>
+        <w:gridCol w:w="2160"/>
+        <w:gridCol w:w="2160"/>
+        <w:gridCol w:w="2160"/>
+      </w:tblGrid>
+      <w:tr>
+        <w:tc>
+          <w:tcPr>
+            <w:tcW w:type="dxa" w:w="2160"/>
+          </w:tcPr>
+          <w:p>
+            <w:r>
+              <w:t>公司</w:t>
+            </w:r>
+          </w:p>
+        </w:tc>
+        <w:tc>
+          <w:tcPr>
+            <w:tcW w:type="dxa" w:w="2160"/>
+          </w:tcPr>
+          <w:p>
+            <w:r>
+              <w:t>行业</w:t>
+            </w:r>
+          </w:p>
+        </w:tc>
+        <w:tc>
+          <w:tcPr>
+            <w:tcW w:type="dxa" w:w="2160"/>
+          </w:tcPr>
+          <w:p>
+            <w:r>
+              <w:t>市值</w:t>
+            </w:r>
+          </w:p>
+        </w:tc>
+        <w:tc>
+          <w:tcPr>
+            <w:tcW w:type="dxa" w:w="2160"/>
+          </w:tcPr>
+          <w:p>
+            <w:r>
+              <w:t>增长率</w:t>
+            </w:r>
+          </w:p>
+        </w:tc>
+      </w:tr>
+      <w:tr>
+        <w:tc>
+          <w:tcPr>
+            <w:tcW w:type="dxa" w:w="2160"/>
+          </w:tcPr>
+          <w:p>
+            <w:r>
+              <w:t>图龙信息传媒有限公司</w:t>
+            </w:r>
+          </w:p>
+        </w:tc>
+        <w:tc>
+          <w:tcPr>
+            <w:tcW w:type="dxa" w:w="2160"/>
+          </w:tcPr>
+          <w:p>
+            <w:r>
+              <w:t>机器人</w:t>
+            </w:r>
+          </w:p>
+        </w:tc>
+        <w:tc>
+          <w:tcPr>
+            <w:tcW w:type="dxa" w:w="2160"/>
+          </w:tcPr>
+          <w:p>
+            <w:r>
+              <w:t>402亿</w:t>
+            </w:r>
+          </w:p>
+        </w:tc>
+        <w:tc>
+          <w:tcPr>
+            <w:tcW w:type="dxa" w:w="2160"/>
+          </w:tcPr>
+          <w:p>
+            <w:r>
+              <w:t>7%</w:t>
+            </w:r>
+          </w:p>
+        </w:tc>
+      </w:tr>
+      <w:tr>
+        <w:tc>
+          <w:tcPr>
+            <w:tcW w:type="dxa" w:w="2160"/>
+          </w:tcPr>
+          <w:p>
+            <w:r>
+              <w:t>华泰通安传媒有限公司</w:t>
+            </w:r>
+          </w:p>
+        </w:tc>
+        <w:tc>
+          <w:tcPr>
+            <w:tcW w:type="dxa" w:w="2160"/>
+          </w:tcPr>
+          <w:p>
+            <w:r>
+              <w:t>消费科技</w:t>
+            </w:r>
+          </w:p>
+        </w:tc>
+        <w:tc>
+          <w:tcPr>
+            <w:tcW w:type="dxa" w:w="2160"/>
+          </w:tcPr>
+          <w:p>
+            <w:r>
+              <w:t>684亿</w:t>
+            </w:r>
+          </w:p>
+        </w:tc>
+        <w:tc>
+          <w:tcPr>
+            <w:tcW w:type="dxa" w:w="2160"/>
+          </w:tcPr>
+          <w:p>
+            <w:r>
+              <w:t>18%</w:t>
+            </w:r>
+          </w:p>
+        </w:tc>
+      </w:tr>
+      <w:tr>
+        <w:tc>
+          <w:tcPr>
+            <w:tcW w:type="dxa" w:w="2160"/>
+          </w:tcPr>
+          <w:p>
+            <w:r>
+              <w:t>泰麒麟网络有限公司</w:t>
+            </w:r>
+          </w:p>
+        </w:tc>
+        <w:tc>
+          <w:tcPr>
+            <w:tcW w:type="dxa" w:w="2160"/>
+          </w:tcPr>
+          <w:p>
+            <w:r>
+              <w:t>云计算</w:t>
+            </w:r>
+          </w:p>
+        </w:tc>
+        <w:tc>
+          <w:tcPr>
+            <w:tcW w:type="dxa" w:w="2160"/>
+          </w:tcPr>
+          <w:p>
+            <w:r>
+              <w:t>142亿</w:t>
+            </w:r>
+          </w:p>
+        </w:tc>
+        <w:tc>
+          <w:tcPr>
+            <w:tcW w:type="dxa" w:w="2160"/>
+          </w:tcPr>
+          <w:p>
+            <w:r>
+              <w:t>27%</w:t>
+            </w:r>
+          </w:p>
+        </w:tc>
+      </w:tr>
+      <w:tr>
+        <w:tc>
+          <w:tcPr>
+            <w:tcW w:type="dxa" w:w="2160"/>
+          </w:tcPr>
+          <w:p>
+            <w:r>
+              <w:t>巨奥传媒有限公司</w:t>
+            </w:r>
+          </w:p>
+        </w:tc>
+        <w:tc>
+          <w:tcPr>
+            <w:tcW w:type="dxa" w:w="2160"/>
+          </w:tcPr>
+          <w:p>
+            <w:r>
+              <w:t>人工智能</w:t>
+            </w:r>
+          </w:p>
+        </w:tc>
+        <w:tc>
+          <w:tcPr>
+            <w:tcW w:type="dxa" w:w="2160"/>
+          </w:tcPr>
+          <w:p>
+            <w:r>
+              <w:t>402亿</w:t>
+            </w:r>
+          </w:p>
+        </w:tc>
+        <w:tc>
+          <w:tcPr>
+            <w:tcW w:type="dxa" w:w="2160"/>
+          </w:tcPr>
+          <w:p>
+            <w:r>
+              <w:t>20%</w:t>
+            </w:r>
+          </w:p>
+        </w:tc>
+      </w:tr>
+      <w:tr>
+        <w:tc>
+          <w:tcPr>
+            <w:tcW w:type="dxa" w:w="2160"/>
+          </w:tcPr>
+          <w:p>
+            <w:r>
+              <w:t>联软网络有限公司</w:t>
+            </w:r>
+          </w:p>
+        </w:tc>
+        <w:tc>
+          <w:tcPr>
+            <w:tcW w:type="dxa" w:w="2160"/>
+          </w:tcPr>
+          <w:p>
+            <w:r>
+              <w:t>半导体</w:t>
+            </w:r>
+          </w:p>
+        </w:tc>
+        <w:tc>
+          <w:tcPr>
+            <w:tcW w:type="dxa" w:w="2160"/>
+          </w:tcPr>
+          <w:p>
+            <w:r>
+              <w:t>502亿</w:t>
+            </w:r>
+          </w:p>
+        </w:tc>
+        <w:tc>
+          <w:tcPr>
+            <w:tcW w:type="dxa" w:w="2160"/>
+          </w:tcPr>
+          <w:p>
+            <w:r>
+              <w:t>23%</w:t>
+            </w:r>
+          </w:p>
+        </w:tc>
+      </w:tr>
+      <w:tr>
+        <w:tc>
+          <w:tcPr>
+            <w:tcW w:type="dxa" w:w="2160"/>
+          </w:tcPr>
+          <w:p>
+            <w:r>
+              <w:t>戴硕电子网络有限公司</w:t>
+            </w:r>
+          </w:p>
+        </w:tc>
+        <w:tc>
+          <w:tcPr>
+            <w:tcW w:type="dxa" w:w="2160"/>
+          </w:tcPr>
+          <w:p>
+            <w:r>
+              <w:t>新能源</w:t>
+            </w:r>
+          </w:p>
+        </w:tc>
+        <w:tc>
+          <w:tcPr>
+            <w:tcW w:type="dxa" w:w="2160"/>
+          </w:tcPr>
+          <w:p>
+            <w:r>
+              <w:t>153亿</w:t>
+            </w:r>
+          </w:p>
+        </w:tc>
+        <w:tc>
+          <w:tcPr>
+            <w:tcW w:type="dxa" w:w="2160"/>
+          </w:tcPr>
+          <w:p>
+            <w:r>
+              <w:t>30%</w:t>
+            </w:r>
+          </w:p>
+        </w:tc>
+      </w:tr>
+      <w:tr>
+        <w:tc>
+          <w:tcPr>
+            <w:tcW w:type="dxa" w:w="2160"/>
+          </w:tcPr>
+          <w:p>
+            <w:r>
+              <w:t>精芯信息有限公司</w:t>
+            </w:r>
+          </w:p>
+        </w:tc>
+        <w:tc>
+          <w:tcPr>
+            <w:tcW w:type="dxa" w:w="2160"/>
+          </w:tcPr>
+          <w:p>
+            <w:r>
+              <w:t>半导体</w:t>
+            </w:r>
+          </w:p>
+        </w:tc>
+        <w:tc>
+          <w:tcPr>
+            <w:tcW w:type="dxa" w:w="2160"/>
+          </w:tcPr>
+          <w:p>
+            <w:r>
+              <w:t>789亿</w:t>
+            </w:r>
+          </w:p>
+        </w:tc>
+        <w:tc>
+          <w:tcPr>
+            <w:tcW w:type="dxa" w:w="2160"/>
+          </w:tcPr>
+          <w:p>
+            <w:r>
+              <w:t>5%</w:t>
+            </w:r>
+          </w:p>
+        </w:tc>
+      </w:tr>
+      <w:tr>
+        <w:tc>
+          <w:tcPr>
+            <w:tcW w:type="dxa" w:w="2160"/>
+          </w:tcPr>
+          <w:p>
+            <w:r>
+              <w:t>良诺科技有限公司</w:t>
+            </w:r>
+          </w:p>
+        </w:tc>
+        <w:tc>
+          <w:tcPr>
+            <w:tcW w:type="dxa" w:w="2160"/>
+          </w:tcPr>
+          <w:p>
+            <w:r>
+              <w:t>云计算</w:t>
+            </w:r>
+          </w:p>
+        </w:tc>
+        <w:tc>
+          <w:tcPr>
+            <w:tcW w:type="dxa" w:w="2160"/>
+          </w:tcPr>
+          <w:p>
+            <w:r>
+              <w:t>398亿</w:t>
+            </w:r>
+          </w:p>
+        </w:tc>
+        <w:tc>
+          <w:tcPr>
+            <w:tcW w:type="dxa" w:w="2160"/>
+          </w:tcPr>
+          <w:p>
+            <w:r>
+              <w:t>27%</w:t>
+            </w:r>
+          </w:p>
+        </w:tc>
+      </w:tr>
+      <w:tr>
+        <w:tc>
+          <w:tcPr>
+            <w:tcW w:type="dxa" w:w="2160"/>
+          </w:tcPr>
+          <w:p>
+            <w:r>
+              <w:t>华泰通安网络有限公司</w:t>
+            </w:r>
+          </w:p>
+        </w:tc>
+        <w:tc>
+          <w:tcPr>
+            <w:tcW w:type="dxa" w:w="2160"/>
+          </w:tcPr>
+          <w:p>
+            <w:r>
+              <w:t>半导体</w:t>
+            </w:r>
+          </w:p>
+        </w:tc>
+        <w:tc>
+          <w:tcPr>
+            <w:tcW w:type="dxa" w:w="2160"/>
+          </w:tcPr>
+          <w:p>
+            <w:r>
+              <w:t>416亿</w:t>
+            </w:r>
+          </w:p>
+        </w:tc>
+        <w:tc>
+          <w:tcPr>
+            <w:tcW w:type="dxa" w:w="2160"/>
+          </w:tcPr>
+          <w:p>
+            <w:r>
+              <w:t>18%</w:t>
+            </w:r>
+          </w:p>
+        </w:tc>
+      </w:tr>
+      <w:tr>
+        <w:tc>
+          <w:tcPr>
+            <w:tcW w:type="dxa" w:w="2160"/>
+          </w:tcPr>
+          <w:p>
+            <w:r>
+              <w:t>联通时科传媒有限公司</w:t>
+            </w:r>
+          </w:p>
+        </w:tc>
+        <w:tc>
+          <w:tcPr>
+            <w:tcW w:type="dxa" w:w="2160"/>
+          </w:tcPr>
+          <w:p>
+            <w:r>
+              <w:t>消费科技</w:t>
+            </w:r>
+          </w:p>
+        </w:tc>
+        <w:tc>
+          <w:tcPr>
+            <w:tcW w:type="dxa" w:w="2160"/>
+          </w:tcPr>
+          <w:p>
+            <w:r>
+              <w:t>645亿</w:t>
+            </w:r>
+          </w:p>
+        </w:tc>
+        <w:tc>
+          <w:tcPr>
+            <w:tcW w:type="dxa" w:w="2160"/>
+          </w:tcPr>
+          <w:p>
+            <w:r>
+              <w:t>21%</w:t>
+            </w:r>
+          </w:p>
+        </w:tc>
+      </w:tr>
+      <w:tr>
+        <w:tc>
+          <w:tcPr>
+            <w:tcW w:type="dxa" w:w="2160"/>
+          </w:tcPr>
+          <w:p>
+            <w:r>
+              <w:t>雨林木风计算机科技有限公司</w:t>
+            </w:r>
+          </w:p>
+        </w:tc>
+        <w:tc>
+          <w:tcPr>
+            <w:tcW w:type="dxa" w:w="2160"/>
+          </w:tcPr>
+          <w:p>
+            <w:r>
+              <w:t>半导体</w:t>
+            </w:r>
+          </w:p>
+        </w:tc>
+        <w:tc>
+          <w:tcPr>
+            <w:tcW w:type="dxa" w:w="2160"/>
+          </w:tcPr>
+          <w:p>
+            <w:r>
+              <w:t>413亿</w:t>
+            </w:r>
+          </w:p>
+        </w:tc>
+        <w:tc>
+          <w:tcPr>
+            <w:tcW w:type="dxa" w:w="2160"/>
+          </w:tcPr>
+          <w:p>
+            <w:r>
+              <w:t>16%</w:t>
+            </w:r>
+          </w:p>
+        </w:tc>
+      </w:tr>
+      <w:tr>
+        <w:tc>
+          <w:tcPr>
+            <w:tcW w:type="dxa" w:w="2160"/>
+          </w:tcPr>
+          <w:p>
+            <w:r>
+              <w:t>中建创业科技有限公司</w:t>
+            </w:r>
+          </w:p>
+        </w:tc>
+        <w:tc>
+          <w:tcPr>
+            <w:tcW w:type="dxa" w:w="2160"/>
+          </w:tcPr>
+          <w:p>
+            <w:r>
+              <w:t>半导体</w:t>
+            </w:r>
+          </w:p>
+        </w:tc>
+        <w:tc>
+          <w:tcPr>
+            <w:tcW w:type="dxa" w:w="2160"/>
+          </w:tcPr>
+          <w:p>
+            <w:r>
+              <w:t>709亿</w:t>
+            </w:r>
+          </w:p>
+        </w:tc>
+        <w:tc>
+          <w:tcPr>
+            <w:tcW w:type="dxa" w:w="2160"/>
+          </w:tcPr>
+          <w:p>
+            <w:r>
+              <w:t>21%</w:t>
+            </w:r>
+          </w:p>
+        </w:tc>
+      </w:tr>
+      <w:tr>
+        <w:tc>
+          <w:tcPr>
+            <w:tcW w:type="dxa" w:w="2160"/>
+          </w:tcPr>
+          <w:p>
+            <w:r>
+              <w:t>飞利信科技有限公司</w:t>
+            </w:r>
+          </w:p>
+        </w:tc>
+        <w:tc>
+          <w:tcPr>
+            <w:tcW w:type="dxa" w:w="2160"/>
+          </w:tcPr>
+          <w:p>
+            <w:r>
+              <w:t>人工智能</w:t>
+            </w:r>
+          </w:p>
+        </w:tc>
+        <w:tc>
+          <w:tcPr>
+            <w:tcW w:type="dxa" w:w="2160"/>
+          </w:tcPr>
+          <w:p>
+            <w:r>
+              <w:t>750亿</w:t>
+            </w:r>
+          </w:p>
+        </w:tc>
+        <w:tc>
+          <w:tcPr>
+            <w:tcW w:type="dxa" w:w="2160"/>
+          </w:tcPr>
+          <w:p>
+            <w:r>
+              <w:t>15%</w:t>
+            </w:r>
+          </w:p>
+        </w:tc>
+      </w:tr>
+      <w:tr>
+        <w:tc>
+          <w:tcPr>
+            <w:tcW w:type="dxa" w:w="2160"/>
+          </w:tcPr>
+          <w:p>
+            <w:r>
+              <w:t>创联世纪信息有限公司</w:t>
+            </w:r>
+          </w:p>
+        </w:tc>
+        <w:tc>
+          <w:tcPr>
+            <w:tcW w:type="dxa" w:w="2160"/>
+          </w:tcPr>
+          <w:p>
+            <w:r>
+              <w:t>云计算</w:t>
+            </w:r>
+          </w:p>
+        </w:tc>
+        <w:tc>
+          <w:tcPr>
+            <w:tcW w:type="dxa" w:w="2160"/>
+          </w:tcPr>
+          <w:p>
+            <w:r>
+              <w:t>546亿</w:t>
+            </w:r>
+          </w:p>
+        </w:tc>
+        <w:tc>
+          <w:tcPr>
+            <w:tcW w:type="dxa" w:w="2160"/>
+          </w:tcPr>
+          <w:p>
+            <w:r>
+              <w:t>12%</w:t>
+            </w:r>
+          </w:p>
+        </w:tc>
+      </w:tr>
+      <w:tr>
+        <w:tc>
+          <w:tcPr>
+            <w:tcW w:type="dxa" w:w="2160"/>
+          </w:tcPr>
+          <w:p>
+            <w:r>
+              <w:t>九方传媒有限公司</w:t>
+            </w:r>
+          </w:p>
+        </w:tc>
+        <w:tc>
+          <w:tcPr>
+            <w:tcW w:type="dxa" w:w="2160"/>
+          </w:tcPr>
+          <w:p>
+            <w:r>
+              <w:t>医疗科技</w:t>
+            </w:r>
+          </w:p>
+        </w:tc>
+        <w:tc>
+          <w:tcPr>
+            <w:tcW w:type="dxa" w:w="2160"/>
+          </w:tcPr>
+          <w:p>
+            <w:r>
+              <w:t>369亿</w:t>
+            </w:r>
+          </w:p>
+        </w:tc>
+        <w:tc>
+          <w:tcPr>
+            <w:tcW w:type="dxa" w:w="2160"/>
+          </w:tcPr>
+          <w:p>
+            <w:r>
+              <w:t>23%</w:t>
+            </w:r>
+          </w:p>
+        </w:tc>
+      </w:tr>
+    </w:tbl>
+    <w:p>
+      <w:pPr>
+        <w:pStyle w:val="Heading1"/>
+      </w:pPr>
+      <w:r>
+        <w:t>行业分析 3</w:t>
+      </w:r>
+    </w:p>
+    <w:p>
+      <w:r>
+        <w:br/>
+        <w:t>信诚致远网络有限公司 是中国 半导体 行业的重要企业之一。</w:t>
+        <w:br/>
+        <w:t>根据华辰资本 资产配置委员会 的研究，该公司成立于 2015 年，</w:t>
+        <w:br/>
+        <w:t>目前员工规模约 2901 人。公司近年来持续加大研发投入，</w:t>
+        <w:br/>
+        <w:t>在核心技术方面形成了较强的竞争壁垒。</w:t>
+        <w:br/>
+      </w:r>
+    </w:p>
+    <w:p>
+      <w:r>
+        <w:br/>
+        <w:t>明腾传媒有限公司 是中国 人工智能 行业的重要企业之一。</w:t>
+        <w:br/>
+        <w:t>根据华辰资本 投资委员会 的研究，该公司成立于 2011 年，</w:t>
+        <w:br/>
+        <w:t>目前员工规模约 2688 人。公司近年来持续加大研发投入，</w:t>
+        <w:br/>
+        <w:t>在核心技术方面形成了较强的竞争壁垒。</w:t>
+        <w:br/>
+      </w:r>
+    </w:p>
+    <w:p>
+      <w:r>
+        <w:br/>
         <w:t>华辰资本旗下的 HC Quant Arbitrage Fund 在最近的资产配置会议中</w:t>
         <w:br/>
-        <w:t>讨论了 云计算 行业的投资机会，并对 天益信息有限公司</w:t>
+        <w:t>讨论了 云计算 行业的投资机会，并对 创联世纪信息有限公司</w:t>
         <w:br/>
         <w:t>进行了重点评估。</w:t>
         <w:br/>
@@ -814,9 +1624,1538 @@
     <w:p>
       <w:r>
         <w:br/>
+        <w:t>天开科技有限公司 是中国 消费科技 行业的重要企业之一。</w:t>
+        <w:br/>
+        <w:t>根据华辰资本 投资委员会 的研究，该公司成立于 2010 年，</w:t>
+        <w:br/>
+        <w:t>目前员工规模约 2726 人。公司近年来持续加大研发投入，</w:t>
+        <w:br/>
+        <w:t>在核心技术方面形成了较强的竞争壁垒。</w:t>
+        <w:br/>
+      </w:r>
+    </w:p>
+    <w:p>
+      <w:r>
+        <w:br/>
+        <w:t>根据内部财务模型测算，创汇传媒有限公司 在未来三年</w:t>
+        <w:br/>
+        <w:t>收入复合增长率预计可达到 34% 左右。</w:t>
+        <w:br/>
+        <w:t>该预测基于行业需求增长以及公司产能扩张计划。</w:t>
+        <w:br/>
+      </w:r>
+    </w:p>
+    <w:p>
+      <w:r>
+        <w:br/>
+        <w:t>风险管理部认为，新能源 行业仍然面临若干</w:t>
+        <w:br/>
+        <w:t>不确定性因素，包括技术迭代风险、政策变化、</w:t>
+        <w:br/>
+        <w:t>以及市场竞争加剧等问题。</w:t>
+        <w:br/>
+      </w:r>
+    </w:p>
+    <w:p>
+      <w:r>
+        <w:br/>
+        <w:t>风险管理部认为，半导体 行业仍然面临若干</w:t>
+        <w:br/>
+        <w:t>不确定性因素，包括技术迭代风险、政策变化、</w:t>
+        <w:br/>
+        <w:t>以及市场竞争加剧等问题。</w:t>
+        <w:br/>
+      </w:r>
+    </w:p>
+    <w:p>
+      <w:r>
+        <w:br/>
+        <w:t>根据内部财务模型测算，飞海科技传媒有限公司 在未来三年</w:t>
+        <w:br/>
+        <w:t>收入复合增长率预计可达到 25% 左右。</w:t>
+        <w:br/>
+        <w:t>该预测基于行业需求增长以及公司产能扩张计划。</w:t>
+        <w:br/>
+      </w:r>
+    </w:p>
+    <w:tbl>
+      <w:tblPr>
+        <w:tblW w:type="auto" w:w="0"/>
+        <w:tblLook w:firstColumn="1" w:firstRow="1" w:lastColumn="0" w:lastRow="0" w:noHBand="0" w:noVBand="1" w:val="04A0"/>
+      </w:tblPr>
+      <w:tblGrid>
+        <w:gridCol w:w="2160"/>
+        <w:gridCol w:w="2160"/>
+        <w:gridCol w:w="2160"/>
+        <w:gridCol w:w="2160"/>
+      </w:tblGrid>
+      <w:tr>
+        <w:tc>
+          <w:tcPr>
+            <w:tcW w:type="dxa" w:w="2160"/>
+          </w:tcPr>
+          <w:p>
+            <w:r>
+              <w:t>公司</w:t>
+            </w:r>
+          </w:p>
+        </w:tc>
+        <w:tc>
+          <w:tcPr>
+            <w:tcW w:type="dxa" w:w="2160"/>
+          </w:tcPr>
+          <w:p>
+            <w:r>
+              <w:t>行业</w:t>
+            </w:r>
+          </w:p>
+        </w:tc>
+        <w:tc>
+          <w:tcPr>
+            <w:tcW w:type="dxa" w:w="2160"/>
+          </w:tcPr>
+          <w:p>
+            <w:r>
+              <w:t>市值</w:t>
+            </w:r>
+          </w:p>
+        </w:tc>
+        <w:tc>
+          <w:tcPr>
+            <w:tcW w:type="dxa" w:w="2160"/>
+          </w:tcPr>
+          <w:p>
+            <w:r>
+              <w:t>增长率</w:t>
+            </w:r>
+          </w:p>
+        </w:tc>
+      </w:tr>
+      <w:tr>
+        <w:tc>
+          <w:tcPr>
+            <w:tcW w:type="dxa" w:w="2160"/>
+          </w:tcPr>
+          <w:p>
+            <w:r>
+              <w:t>飞利信科技有限公司</w:t>
+            </w:r>
+          </w:p>
+        </w:tc>
+        <w:tc>
+          <w:tcPr>
+            <w:tcW w:type="dxa" w:w="2160"/>
+          </w:tcPr>
+          <w:p>
+            <w:r>
+              <w:t>人工智能</w:t>
+            </w:r>
+          </w:p>
+        </w:tc>
+        <w:tc>
+          <w:tcPr>
+            <w:tcW w:type="dxa" w:w="2160"/>
+          </w:tcPr>
+          <w:p>
+            <w:r>
+              <w:t>760亿</w:t>
+            </w:r>
+          </w:p>
+        </w:tc>
+        <w:tc>
+          <w:tcPr>
+            <w:tcW w:type="dxa" w:w="2160"/>
+          </w:tcPr>
+          <w:p>
+            <w:r>
+              <w:t>20%</w:t>
+            </w:r>
+          </w:p>
+        </w:tc>
+      </w:tr>
+      <w:tr>
+        <w:tc>
+          <w:tcPr>
+            <w:tcW w:type="dxa" w:w="2160"/>
+          </w:tcPr>
+          <w:p>
+            <w:r>
+              <w:t>明腾传媒有限公司</w:t>
+            </w:r>
+          </w:p>
+        </w:tc>
+        <w:tc>
+          <w:tcPr>
+            <w:tcW w:type="dxa" w:w="2160"/>
+          </w:tcPr>
+          <w:p>
+            <w:r>
+              <w:t>人工智能</w:t>
+            </w:r>
+          </w:p>
+        </w:tc>
+        <w:tc>
+          <w:tcPr>
+            <w:tcW w:type="dxa" w:w="2160"/>
+          </w:tcPr>
+          <w:p>
+            <w:r>
+              <w:t>671亿</w:t>
+            </w:r>
+          </w:p>
+        </w:tc>
+        <w:tc>
+          <w:tcPr>
+            <w:tcW w:type="dxa" w:w="2160"/>
+          </w:tcPr>
+          <w:p>
+            <w:r>
+              <w:t>23%</w:t>
+            </w:r>
+          </w:p>
+        </w:tc>
+      </w:tr>
+      <w:tr>
+        <w:tc>
+          <w:tcPr>
+            <w:tcW w:type="dxa" w:w="2160"/>
+          </w:tcPr>
+          <w:p>
+            <w:r>
+              <w:t>联软科技有限公司</w:t>
+            </w:r>
+          </w:p>
+        </w:tc>
+        <w:tc>
+          <w:tcPr>
+            <w:tcW w:type="dxa" w:w="2160"/>
+          </w:tcPr>
+          <w:p>
+            <w:r>
+              <w:t>消费科技</w:t>
+            </w:r>
+          </w:p>
+        </w:tc>
+        <w:tc>
+          <w:tcPr>
+            <w:tcW w:type="dxa" w:w="2160"/>
+          </w:tcPr>
+          <w:p>
+            <w:r>
+              <w:t>172亿</w:t>
+            </w:r>
+          </w:p>
+        </w:tc>
+        <w:tc>
+          <w:tcPr>
+            <w:tcW w:type="dxa" w:w="2160"/>
+          </w:tcPr>
+          <w:p>
+            <w:r>
+              <w:t>24%</w:t>
+            </w:r>
+          </w:p>
+        </w:tc>
+      </w:tr>
+      <w:tr>
+        <w:tc>
+          <w:tcPr>
+            <w:tcW w:type="dxa" w:w="2160"/>
+          </w:tcPr>
+          <w:p>
+            <w:r>
+              <w:t>方正科技传媒有限公司</w:t>
+            </w:r>
+          </w:p>
+        </w:tc>
+        <w:tc>
+          <w:tcPr>
+            <w:tcW w:type="dxa" w:w="2160"/>
+          </w:tcPr>
+          <w:p>
+            <w:r>
+              <w:t>人工智能</w:t>
+            </w:r>
+          </w:p>
+        </w:tc>
+        <w:tc>
+          <w:tcPr>
+            <w:tcW w:type="dxa" w:w="2160"/>
+          </w:tcPr>
+          <w:p>
+            <w:r>
+              <w:t>363亿</w:t>
+            </w:r>
+          </w:p>
+        </w:tc>
+        <w:tc>
+          <w:tcPr>
+            <w:tcW w:type="dxa" w:w="2160"/>
+          </w:tcPr>
+          <w:p>
+            <w:r>
+              <w:t>15%</w:t>
+            </w:r>
+          </w:p>
+        </w:tc>
+      </w:tr>
+      <w:tr>
+        <w:tc>
+          <w:tcPr>
+            <w:tcW w:type="dxa" w:w="2160"/>
+          </w:tcPr>
+          <w:p>
+            <w:r>
+              <w:t>佳禾传媒有限公司</w:t>
+            </w:r>
+          </w:p>
+        </w:tc>
+        <w:tc>
+          <w:tcPr>
+            <w:tcW w:type="dxa" w:w="2160"/>
+          </w:tcPr>
+          <w:p>
+            <w:r>
+              <w:t>云计算</w:t>
+            </w:r>
+          </w:p>
+        </w:tc>
+        <w:tc>
+          <w:tcPr>
+            <w:tcW w:type="dxa" w:w="2160"/>
+          </w:tcPr>
+          <w:p>
+            <w:r>
+              <w:t>777亿</w:t>
+            </w:r>
+          </w:p>
+        </w:tc>
+        <w:tc>
+          <w:tcPr>
+            <w:tcW w:type="dxa" w:w="2160"/>
+          </w:tcPr>
+          <w:p>
+            <w:r>
+              <w:t>18%</w:t>
+            </w:r>
+          </w:p>
+        </w:tc>
+      </w:tr>
+      <w:tr>
+        <w:tc>
+          <w:tcPr>
+            <w:tcW w:type="dxa" w:w="2160"/>
+          </w:tcPr>
+          <w:p>
+            <w:r>
+              <w:t>浦华众城网络有限公司</w:t>
+            </w:r>
+          </w:p>
+        </w:tc>
+        <w:tc>
+          <w:tcPr>
+            <w:tcW w:type="dxa" w:w="2160"/>
+          </w:tcPr>
+          <w:p>
+            <w:r>
+              <w:t>新能源</w:t>
+            </w:r>
+          </w:p>
+        </w:tc>
+        <w:tc>
+          <w:tcPr>
+            <w:tcW w:type="dxa" w:w="2160"/>
+          </w:tcPr>
+          <w:p>
+            <w:r>
+              <w:t>177亿</w:t>
+            </w:r>
+          </w:p>
+        </w:tc>
+        <w:tc>
+          <w:tcPr>
+            <w:tcW w:type="dxa" w:w="2160"/>
+          </w:tcPr>
+          <w:p>
+            <w:r>
+              <w:t>26%</w:t>
+            </w:r>
+          </w:p>
+        </w:tc>
+      </w:tr>
+      <w:tr>
+        <w:tc>
+          <w:tcPr>
+            <w:tcW w:type="dxa" w:w="2160"/>
+          </w:tcPr>
+          <w:p>
+            <w:r>
+              <w:t>华成育卓传媒有限公司</w:t>
+            </w:r>
+          </w:p>
+        </w:tc>
+        <w:tc>
+          <w:tcPr>
+            <w:tcW w:type="dxa" w:w="2160"/>
+          </w:tcPr>
+          <w:p>
+            <w:r>
+              <w:t>人工智能</w:t>
+            </w:r>
+          </w:p>
+        </w:tc>
+        <w:tc>
+          <w:tcPr>
+            <w:tcW w:type="dxa" w:w="2160"/>
+          </w:tcPr>
+          <w:p>
+            <w:r>
+              <w:t>263亿</w:t>
+            </w:r>
+          </w:p>
+        </w:tc>
+        <w:tc>
+          <w:tcPr>
+            <w:tcW w:type="dxa" w:w="2160"/>
+          </w:tcPr>
+          <w:p>
+            <w:r>
+              <w:t>14%</w:t>
+            </w:r>
+          </w:p>
+        </w:tc>
+      </w:tr>
+      <w:tr>
+        <w:tc>
+          <w:tcPr>
+            <w:tcW w:type="dxa" w:w="2160"/>
+          </w:tcPr>
+          <w:p>
+            <w:r>
+              <w:t>浦华众城网络有限公司</w:t>
+            </w:r>
+          </w:p>
+        </w:tc>
+        <w:tc>
+          <w:tcPr>
+            <w:tcW w:type="dxa" w:w="2160"/>
+          </w:tcPr>
+          <w:p>
+            <w:r>
+              <w:t>新能源</w:t>
+            </w:r>
+          </w:p>
+        </w:tc>
+        <w:tc>
+          <w:tcPr>
+            <w:tcW w:type="dxa" w:w="2160"/>
+          </w:tcPr>
+          <w:p>
+            <w:r>
+              <w:t>162亿</w:t>
+            </w:r>
+          </w:p>
+        </w:tc>
+        <w:tc>
+          <w:tcPr>
+            <w:tcW w:type="dxa" w:w="2160"/>
+          </w:tcPr>
+          <w:p>
+            <w:r>
+              <w:t>5%</w:t>
+            </w:r>
+          </w:p>
+        </w:tc>
+      </w:tr>
+      <w:tr>
+        <w:tc>
+          <w:tcPr>
+            <w:tcW w:type="dxa" w:w="2160"/>
+          </w:tcPr>
+          <w:p>
+            <w:r>
+              <w:t>精芯信息有限公司</w:t>
+            </w:r>
+          </w:p>
+        </w:tc>
+        <w:tc>
+          <w:tcPr>
+            <w:tcW w:type="dxa" w:w="2160"/>
+          </w:tcPr>
+          <w:p>
+            <w:r>
+              <w:t>半导体</w:t>
+            </w:r>
+          </w:p>
+        </w:tc>
+        <w:tc>
+          <w:tcPr>
+            <w:tcW w:type="dxa" w:w="2160"/>
+          </w:tcPr>
+          <w:p>
+            <w:r>
+              <w:t>683亿</w:t>
+            </w:r>
+          </w:p>
+        </w:tc>
+        <w:tc>
+          <w:tcPr>
+            <w:tcW w:type="dxa" w:w="2160"/>
+          </w:tcPr>
+          <w:p>
+            <w:r>
+              <w:t>22%</w:t>
+            </w:r>
+          </w:p>
+        </w:tc>
+      </w:tr>
+      <w:tr>
+        <w:tc>
+          <w:tcPr>
+            <w:tcW w:type="dxa" w:w="2160"/>
+          </w:tcPr>
+          <w:p>
+            <w:r>
+              <w:t>恩悌网络有限公司</w:t>
+            </w:r>
+          </w:p>
+        </w:tc>
+        <w:tc>
+          <w:tcPr>
+            <w:tcW w:type="dxa" w:w="2160"/>
+          </w:tcPr>
+          <w:p>
+            <w:r>
+              <w:t>新能源</w:t>
+            </w:r>
+          </w:p>
+        </w:tc>
+        <w:tc>
+          <w:tcPr>
+            <w:tcW w:type="dxa" w:w="2160"/>
+          </w:tcPr>
+          <w:p>
+            <w:r>
+              <w:t>440亿</w:t>
+            </w:r>
+          </w:p>
+        </w:tc>
+        <w:tc>
+          <w:tcPr>
+            <w:tcW w:type="dxa" w:w="2160"/>
+          </w:tcPr>
+          <w:p>
+            <w:r>
+              <w:t>21%</w:t>
+            </w:r>
+          </w:p>
+        </w:tc>
+      </w:tr>
+      <w:tr>
+        <w:tc>
+          <w:tcPr>
+            <w:tcW w:type="dxa" w:w="2160"/>
+          </w:tcPr>
+          <w:p>
+            <w:r>
+              <w:t>昊嘉科技有限公司</w:t>
+            </w:r>
+          </w:p>
+        </w:tc>
+        <w:tc>
+          <w:tcPr>
+            <w:tcW w:type="dxa" w:w="2160"/>
+          </w:tcPr>
+          <w:p>
+            <w:r>
+              <w:t>医疗科技</w:t>
+            </w:r>
+          </w:p>
+        </w:tc>
+        <w:tc>
+          <w:tcPr>
+            <w:tcW w:type="dxa" w:w="2160"/>
+          </w:tcPr>
+          <w:p>
+            <w:r>
+              <w:t>349亿</w:t>
+            </w:r>
+          </w:p>
+        </w:tc>
+        <w:tc>
+          <w:tcPr>
+            <w:tcW w:type="dxa" w:w="2160"/>
+          </w:tcPr>
+          <w:p>
+            <w:r>
+              <w:t>11%</w:t>
+            </w:r>
+          </w:p>
+        </w:tc>
+      </w:tr>
+      <w:tr>
+        <w:tc>
+          <w:tcPr>
+            <w:tcW w:type="dxa" w:w="2160"/>
+          </w:tcPr>
+          <w:p>
+            <w:r>
+              <w:t>联软网络有限公司</w:t>
+            </w:r>
+          </w:p>
+        </w:tc>
+        <w:tc>
+          <w:tcPr>
+            <w:tcW w:type="dxa" w:w="2160"/>
+          </w:tcPr>
+          <w:p>
+            <w:r>
+              <w:t>半导体</w:t>
+            </w:r>
+          </w:p>
+        </w:tc>
+        <w:tc>
+          <w:tcPr>
+            <w:tcW w:type="dxa" w:w="2160"/>
+          </w:tcPr>
+          <w:p>
+            <w:r>
+              <w:t>681亿</w:t>
+            </w:r>
+          </w:p>
+        </w:tc>
+        <w:tc>
+          <w:tcPr>
+            <w:tcW w:type="dxa" w:w="2160"/>
+          </w:tcPr>
+          <w:p>
+            <w:r>
+              <w:t>21%</w:t>
+            </w:r>
+          </w:p>
+        </w:tc>
+      </w:tr>
+      <w:tr>
+        <w:tc>
+          <w:tcPr>
+            <w:tcW w:type="dxa" w:w="2160"/>
+          </w:tcPr>
+          <w:p>
+            <w:r>
+              <w:t>恩悌网络有限公司</w:t>
+            </w:r>
+          </w:p>
+        </w:tc>
+        <w:tc>
+          <w:tcPr>
+            <w:tcW w:type="dxa" w:w="2160"/>
+          </w:tcPr>
+          <w:p>
+            <w:r>
+              <w:t>新能源</w:t>
+            </w:r>
+          </w:p>
+        </w:tc>
+        <w:tc>
+          <w:tcPr>
+            <w:tcW w:type="dxa" w:w="2160"/>
+          </w:tcPr>
+          <w:p>
+            <w:r>
+              <w:t>742亿</w:t>
+            </w:r>
+          </w:p>
+        </w:tc>
+        <w:tc>
+          <w:tcPr>
+            <w:tcW w:type="dxa" w:w="2160"/>
+          </w:tcPr>
+          <w:p>
+            <w:r>
+              <w:t>14%</w:t>
+            </w:r>
+          </w:p>
+        </w:tc>
+      </w:tr>
+      <w:tr>
+        <w:tc>
+          <w:tcPr>
+            <w:tcW w:type="dxa" w:w="2160"/>
+          </w:tcPr>
+          <w:p>
+            <w:r>
+              <w:t>通际名联科技有限公司</w:t>
+            </w:r>
+          </w:p>
+        </w:tc>
+        <w:tc>
+          <w:tcPr>
+            <w:tcW w:type="dxa" w:w="2160"/>
+          </w:tcPr>
+          <w:p>
+            <w:r>
+              <w:t>人工智能</w:t>
+            </w:r>
+          </w:p>
+        </w:tc>
+        <w:tc>
+          <w:tcPr>
+            <w:tcW w:type="dxa" w:w="2160"/>
+          </w:tcPr>
+          <w:p>
+            <w:r>
+              <w:t>542亿</w:t>
+            </w:r>
+          </w:p>
+        </w:tc>
+        <w:tc>
+          <w:tcPr>
+            <w:tcW w:type="dxa" w:w="2160"/>
+          </w:tcPr>
+          <w:p>
+            <w:r>
+              <w:t>9%</w:t>
+            </w:r>
+          </w:p>
+        </w:tc>
+      </w:tr>
+      <w:tr>
+        <w:tc>
+          <w:tcPr>
+            <w:tcW w:type="dxa" w:w="2160"/>
+          </w:tcPr>
+          <w:p>
+            <w:r>
+              <w:t>通际名联网络有限公司</w:t>
+            </w:r>
+          </w:p>
+        </w:tc>
+        <w:tc>
+          <w:tcPr>
+            <w:tcW w:type="dxa" w:w="2160"/>
+          </w:tcPr>
+          <w:p>
+            <w:r>
+              <w:t>机器人</w:t>
+            </w:r>
+          </w:p>
+        </w:tc>
+        <w:tc>
+          <w:tcPr>
+            <w:tcW w:type="dxa" w:w="2160"/>
+          </w:tcPr>
+          <w:p>
+            <w:r>
+              <w:t>769亿</w:t>
+            </w:r>
+          </w:p>
+        </w:tc>
+        <w:tc>
+          <w:tcPr>
+            <w:tcW w:type="dxa" w:w="2160"/>
+          </w:tcPr>
+          <w:p>
+            <w:r>
+              <w:t>21%</w:t>
+            </w:r>
+          </w:p>
+        </w:tc>
+      </w:tr>
+    </w:tbl>
+    <w:p>
+      <w:pPr>
+        <w:pStyle w:val="Heading1"/>
+      </w:pPr>
+      <w:r>
+        <w:t>行业分析 4</w:t>
+      </w:r>
+    </w:p>
+    <w:p>
+      <w:r>
+        <w:br/>
+        <w:t>风险管理部认为，新能源 行业仍然面临若干</w:t>
+        <w:br/>
+        <w:t>不确定性因素，包括技术迭代风险、政策变化、</w:t>
+        <w:br/>
+        <w:t>以及市场竞争加剧等问题。</w:t>
+        <w:br/>
+      </w:r>
+    </w:p>
+    <w:p>
+      <w:r>
+        <w:br/>
         <w:t>华辰资本旗下的 HC Energy Transition Fund 在最近的资产配置会议中</w:t>
         <w:br/>
-        <w:t>讨论了 新能源 行业的投资机会，并对 昊嘉网络有限公司</w:t>
+        <w:t>讨论了 人工智能 行业的投资机会，并对 惠派国际公司科技有限公司</w:t>
+        <w:br/>
+        <w:t>进行了重点评估。</w:t>
+        <w:br/>
+      </w:r>
+    </w:p>
+    <w:p>
+      <w:r>
+        <w:br/>
+        <w:t>根据内部财务模型测算，雨林木风计算机科技有限公司 在未来三年</w:t>
+        <w:br/>
+        <w:t>收入复合增长率预计可达到 22% 左右。</w:t>
+        <w:br/>
+        <w:t>该预测基于行业需求增长以及公司产能扩张计划。</w:t>
+        <w:br/>
+      </w:r>
+    </w:p>
+    <w:p>
+      <w:r>
+        <w:br/>
+        <w:t>风险管理部认为，机器人 行业仍然面临若干</w:t>
+        <w:br/>
+        <w:t>不确定性因素，包括技术迭代风险、政策变化、</w:t>
+        <w:br/>
+        <w:t>以及市场竞争加剧等问题。</w:t>
+        <w:br/>
+      </w:r>
+    </w:p>
+    <w:p>
+      <w:r>
+        <w:br/>
+        <w:t>根据内部财务模型测算，精芯信息有限公司 在未来三年</w:t>
+        <w:br/>
+        <w:t>收入复合增长率预计可达到 32% 左右。</w:t>
+        <w:br/>
+        <w:t>该预测基于行业需求增长以及公司产能扩张计划。</w:t>
+        <w:br/>
+      </w:r>
+    </w:p>
+    <w:p>
+      <w:r>
+        <w:br/>
+        <w:t>从产业链角度看，消费科技 行业主要由上游设备厂商、</w:t>
+        <w:br/>
+        <w:t>中游平台企业以及下游应用厂商组成。</w:t>
+        <w:br/>
+        <w:t>华泰通安传媒有限公司 主要位于产业链的 下游 环节。</w:t>
+        <w:br/>
+      </w:r>
+    </w:p>
+    <w:p>
+      <w:r>
+        <w:br/>
+        <w:t>华辰资本旗下的 HC AI Innovation Fund 在最近的资产配置会议中</w:t>
+        <w:br/>
+        <w:t>讨论了 机器人 行业的投资机会，并对 通际名联网络有限公司</w:t>
+        <w:br/>
+        <w:t>进行了重点评估。</w:t>
+        <w:br/>
+      </w:r>
+    </w:p>
+    <w:p>
+      <w:r>
+        <w:br/>
+        <w:t>从产业链角度看，半导体 行业主要由上游设备厂商、</w:t>
+        <w:br/>
+        <w:t>中游平台企业以及下游应用厂商组成。</w:t>
+        <w:br/>
+        <w:t>精芯信息有限公司 主要位于产业链的 下游 环节。</w:t>
+        <w:br/>
+      </w:r>
+    </w:p>
+    <w:tbl>
+      <w:tblPr>
+        <w:tblW w:type="auto" w:w="0"/>
+        <w:tblLook w:firstColumn="1" w:firstRow="1" w:lastColumn="0" w:lastRow="0" w:noHBand="0" w:noVBand="1" w:val="04A0"/>
+      </w:tblPr>
+      <w:tblGrid>
+        <w:gridCol w:w="2160"/>
+        <w:gridCol w:w="2160"/>
+        <w:gridCol w:w="2160"/>
+        <w:gridCol w:w="2160"/>
+      </w:tblGrid>
+      <w:tr>
+        <w:tc>
+          <w:tcPr>
+            <w:tcW w:type="dxa" w:w="2160"/>
+          </w:tcPr>
+          <w:p>
+            <w:r>
+              <w:t>公司</w:t>
+            </w:r>
+          </w:p>
+        </w:tc>
+        <w:tc>
+          <w:tcPr>
+            <w:tcW w:type="dxa" w:w="2160"/>
+          </w:tcPr>
+          <w:p>
+            <w:r>
+              <w:t>行业</w:t>
+            </w:r>
+          </w:p>
+        </w:tc>
+        <w:tc>
+          <w:tcPr>
+            <w:tcW w:type="dxa" w:w="2160"/>
+          </w:tcPr>
+          <w:p>
+            <w:r>
+              <w:t>市值</w:t>
+            </w:r>
+          </w:p>
+        </w:tc>
+        <w:tc>
+          <w:tcPr>
+            <w:tcW w:type="dxa" w:w="2160"/>
+          </w:tcPr>
+          <w:p>
+            <w:r>
+              <w:t>增长率</w:t>
+            </w:r>
+          </w:p>
+        </w:tc>
+      </w:tr>
+      <w:tr>
+        <w:tc>
+          <w:tcPr>
+            <w:tcW w:type="dxa" w:w="2160"/>
+          </w:tcPr>
+          <w:p>
+            <w:r>
+              <w:t>华成育卓传媒有限公司</w:t>
+            </w:r>
+          </w:p>
+        </w:tc>
+        <w:tc>
+          <w:tcPr>
+            <w:tcW w:type="dxa" w:w="2160"/>
+          </w:tcPr>
+          <w:p>
+            <w:r>
+              <w:t>人工智能</w:t>
+            </w:r>
+          </w:p>
+        </w:tc>
+        <w:tc>
+          <w:tcPr>
+            <w:tcW w:type="dxa" w:w="2160"/>
+          </w:tcPr>
+          <w:p>
+            <w:r>
+              <w:t>393亿</w:t>
+            </w:r>
+          </w:p>
+        </w:tc>
+        <w:tc>
+          <w:tcPr>
+            <w:tcW w:type="dxa" w:w="2160"/>
+          </w:tcPr>
+          <w:p>
+            <w:r>
+              <w:t>7%</w:t>
+            </w:r>
+          </w:p>
+        </w:tc>
+      </w:tr>
+      <w:tr>
+        <w:tc>
+          <w:tcPr>
+            <w:tcW w:type="dxa" w:w="2160"/>
+          </w:tcPr>
+          <w:p>
+            <w:r>
+              <w:t>图龙信息传媒有限公司</w:t>
+            </w:r>
+          </w:p>
+        </w:tc>
+        <w:tc>
+          <w:tcPr>
+            <w:tcW w:type="dxa" w:w="2160"/>
+          </w:tcPr>
+          <w:p>
+            <w:r>
+              <w:t>机器人</w:t>
+            </w:r>
+          </w:p>
+        </w:tc>
+        <w:tc>
+          <w:tcPr>
+            <w:tcW w:type="dxa" w:w="2160"/>
+          </w:tcPr>
+          <w:p>
+            <w:r>
+              <w:t>731亿</w:t>
+            </w:r>
+          </w:p>
+        </w:tc>
+        <w:tc>
+          <w:tcPr>
+            <w:tcW w:type="dxa" w:w="2160"/>
+          </w:tcPr>
+          <w:p>
+            <w:r>
+              <w:t>21%</w:t>
+            </w:r>
+          </w:p>
+        </w:tc>
+      </w:tr>
+      <w:tr>
+        <w:tc>
+          <w:tcPr>
+            <w:tcW w:type="dxa" w:w="2160"/>
+          </w:tcPr>
+          <w:p>
+            <w:r>
+              <w:t>创联世纪信息有限公司</w:t>
+            </w:r>
+          </w:p>
+        </w:tc>
+        <w:tc>
+          <w:tcPr>
+            <w:tcW w:type="dxa" w:w="2160"/>
+          </w:tcPr>
+          <w:p>
+            <w:r>
+              <w:t>云计算</w:t>
+            </w:r>
+          </w:p>
+        </w:tc>
+        <w:tc>
+          <w:tcPr>
+            <w:tcW w:type="dxa" w:w="2160"/>
+          </w:tcPr>
+          <w:p>
+            <w:r>
+              <w:t>540亿</w:t>
+            </w:r>
+          </w:p>
+        </w:tc>
+        <w:tc>
+          <w:tcPr>
+            <w:tcW w:type="dxa" w:w="2160"/>
+          </w:tcPr>
+          <w:p>
+            <w:r>
+              <w:t>18%</w:t>
+            </w:r>
+          </w:p>
+        </w:tc>
+      </w:tr>
+      <w:tr>
+        <w:tc>
+          <w:tcPr>
+            <w:tcW w:type="dxa" w:w="2160"/>
+          </w:tcPr>
+          <w:p>
+            <w:r>
+              <w:t>联软网络有限公司</w:t>
+            </w:r>
+          </w:p>
+        </w:tc>
+        <w:tc>
+          <w:tcPr>
+            <w:tcW w:type="dxa" w:w="2160"/>
+          </w:tcPr>
+          <w:p>
+            <w:r>
+              <w:t>半导体</w:t>
+            </w:r>
+          </w:p>
+        </w:tc>
+        <w:tc>
+          <w:tcPr>
+            <w:tcW w:type="dxa" w:w="2160"/>
+          </w:tcPr>
+          <w:p>
+            <w:r>
+              <w:t>165亿</w:t>
+            </w:r>
+          </w:p>
+        </w:tc>
+        <w:tc>
+          <w:tcPr>
+            <w:tcW w:type="dxa" w:w="2160"/>
+          </w:tcPr>
+          <w:p>
+            <w:r>
+              <w:t>23%</w:t>
+            </w:r>
+          </w:p>
+        </w:tc>
+      </w:tr>
+      <w:tr>
+        <w:tc>
+          <w:tcPr>
+            <w:tcW w:type="dxa" w:w="2160"/>
+          </w:tcPr>
+          <w:p>
+            <w:r>
+              <w:t>惠派国际公司科技有限公司</w:t>
+            </w:r>
+          </w:p>
+        </w:tc>
+        <w:tc>
+          <w:tcPr>
+            <w:tcW w:type="dxa" w:w="2160"/>
+          </w:tcPr>
+          <w:p>
+            <w:r>
+              <w:t>人工智能</w:t>
+            </w:r>
+          </w:p>
+        </w:tc>
+        <w:tc>
+          <w:tcPr>
+            <w:tcW w:type="dxa" w:w="2160"/>
+          </w:tcPr>
+          <w:p>
+            <w:r>
+              <w:t>566亿</w:t>
+            </w:r>
+          </w:p>
+        </w:tc>
+        <w:tc>
+          <w:tcPr>
+            <w:tcW w:type="dxa" w:w="2160"/>
+          </w:tcPr>
+          <w:p>
+            <w:r>
+              <w:t>30%</w:t>
+            </w:r>
+          </w:p>
+        </w:tc>
+      </w:tr>
+      <w:tr>
+        <w:tc>
+          <w:tcPr>
+            <w:tcW w:type="dxa" w:w="2160"/>
+          </w:tcPr>
+          <w:p>
+            <w:r>
+              <w:t>迪摩信息有限公司</w:t>
+            </w:r>
+          </w:p>
+        </w:tc>
+        <w:tc>
+          <w:tcPr>
+            <w:tcW w:type="dxa" w:w="2160"/>
+          </w:tcPr>
+          <w:p>
+            <w:r>
+              <w:t>医疗科技</w:t>
+            </w:r>
+          </w:p>
+        </w:tc>
+        <w:tc>
+          <w:tcPr>
+            <w:tcW w:type="dxa" w:w="2160"/>
+          </w:tcPr>
+          <w:p>
+            <w:r>
+              <w:t>505亿</w:t>
+            </w:r>
+          </w:p>
+        </w:tc>
+        <w:tc>
+          <w:tcPr>
+            <w:tcW w:type="dxa" w:w="2160"/>
+          </w:tcPr>
+          <w:p>
+            <w:r>
+              <w:t>15%</w:t>
+            </w:r>
+          </w:p>
+        </w:tc>
+      </w:tr>
+      <w:tr>
+        <w:tc>
+          <w:tcPr>
+            <w:tcW w:type="dxa" w:w="2160"/>
+          </w:tcPr>
+          <w:p>
+            <w:r>
+              <w:t>华泰通安传媒有限公司</w:t>
+            </w:r>
+          </w:p>
+        </w:tc>
+        <w:tc>
+          <w:tcPr>
+            <w:tcW w:type="dxa" w:w="2160"/>
+          </w:tcPr>
+          <w:p>
+            <w:r>
+              <w:t>消费科技</w:t>
+            </w:r>
+          </w:p>
+        </w:tc>
+        <w:tc>
+          <w:tcPr>
+            <w:tcW w:type="dxa" w:w="2160"/>
+          </w:tcPr>
+          <w:p>
+            <w:r>
+              <w:t>781亿</w:t>
+            </w:r>
+          </w:p>
+        </w:tc>
+        <w:tc>
+          <w:tcPr>
+            <w:tcW w:type="dxa" w:w="2160"/>
+          </w:tcPr>
+          <w:p>
+            <w:r>
+              <w:t>15%</w:t>
+            </w:r>
+          </w:p>
+        </w:tc>
+      </w:tr>
+      <w:tr>
+        <w:tc>
+          <w:tcPr>
+            <w:tcW w:type="dxa" w:w="2160"/>
+          </w:tcPr>
+          <w:p>
+            <w:r>
+              <w:t>联软网络有限公司</w:t>
+            </w:r>
+          </w:p>
+        </w:tc>
+        <w:tc>
+          <w:tcPr>
+            <w:tcW w:type="dxa" w:w="2160"/>
+          </w:tcPr>
+          <w:p>
+            <w:r>
+              <w:t>半导体</w:t>
+            </w:r>
+          </w:p>
+        </w:tc>
+        <w:tc>
+          <w:tcPr>
+            <w:tcW w:type="dxa" w:w="2160"/>
+          </w:tcPr>
+          <w:p>
+            <w:r>
+              <w:t>589亿</w:t>
+            </w:r>
+          </w:p>
+        </w:tc>
+        <w:tc>
+          <w:tcPr>
+            <w:tcW w:type="dxa" w:w="2160"/>
+          </w:tcPr>
+          <w:p>
+            <w:r>
+              <w:t>28%</w:t>
+            </w:r>
+          </w:p>
+        </w:tc>
+      </w:tr>
+      <w:tr>
+        <w:tc>
+          <w:tcPr>
+            <w:tcW w:type="dxa" w:w="2160"/>
+          </w:tcPr>
+          <w:p>
+            <w:r>
+              <w:t>浦华众城网络有限公司</w:t>
+            </w:r>
+          </w:p>
+        </w:tc>
+        <w:tc>
+          <w:tcPr>
+            <w:tcW w:type="dxa" w:w="2160"/>
+          </w:tcPr>
+          <w:p>
+            <w:r>
+              <w:t>新能源</w:t>
+            </w:r>
+          </w:p>
+        </w:tc>
+        <w:tc>
+          <w:tcPr>
+            <w:tcW w:type="dxa" w:w="2160"/>
+          </w:tcPr>
+          <w:p>
+            <w:r>
+              <w:t>648亿</w:t>
+            </w:r>
+          </w:p>
+        </w:tc>
+        <w:tc>
+          <w:tcPr>
+            <w:tcW w:type="dxa" w:w="2160"/>
+          </w:tcPr>
+          <w:p>
+            <w:r>
+              <w:t>29%</w:t>
+            </w:r>
+          </w:p>
+        </w:tc>
+      </w:tr>
+      <w:tr>
+        <w:tc>
+          <w:tcPr>
+            <w:tcW w:type="dxa" w:w="2160"/>
+          </w:tcPr>
+          <w:p>
+            <w:r>
+              <w:t>艾提科信科技有限公司</w:t>
+            </w:r>
+          </w:p>
+        </w:tc>
+        <w:tc>
+          <w:tcPr>
+            <w:tcW w:type="dxa" w:w="2160"/>
+          </w:tcPr>
+          <w:p>
+            <w:r>
+              <w:t>云计算</w:t>
+            </w:r>
+          </w:p>
+        </w:tc>
+        <w:tc>
+          <w:tcPr>
+            <w:tcW w:type="dxa" w:w="2160"/>
+          </w:tcPr>
+          <w:p>
+            <w:r>
+              <w:t>355亿</w:t>
+            </w:r>
+          </w:p>
+        </w:tc>
+        <w:tc>
+          <w:tcPr>
+            <w:tcW w:type="dxa" w:w="2160"/>
+          </w:tcPr>
+          <w:p>
+            <w:r>
+              <w:t>13%</w:t>
+            </w:r>
+          </w:p>
+        </w:tc>
+      </w:tr>
+      <w:tr>
+        <w:tc>
+          <w:tcPr>
+            <w:tcW w:type="dxa" w:w="2160"/>
+          </w:tcPr>
+          <w:p>
+            <w:r>
+              <w:t>中建创业科技有限公司</w:t>
+            </w:r>
+          </w:p>
+        </w:tc>
+        <w:tc>
+          <w:tcPr>
+            <w:tcW w:type="dxa" w:w="2160"/>
+          </w:tcPr>
+          <w:p>
+            <w:r>
+              <w:t>半导体</w:t>
+            </w:r>
+          </w:p>
+        </w:tc>
+        <w:tc>
+          <w:tcPr>
+            <w:tcW w:type="dxa" w:w="2160"/>
+          </w:tcPr>
+          <w:p>
+            <w:r>
+              <w:t>149亿</w:t>
+            </w:r>
+          </w:p>
+        </w:tc>
+        <w:tc>
+          <w:tcPr>
+            <w:tcW w:type="dxa" w:w="2160"/>
+          </w:tcPr>
+          <w:p>
+            <w:r>
+              <w:t>17%</w:t>
+            </w:r>
+          </w:p>
+        </w:tc>
+      </w:tr>
+      <w:tr>
+        <w:tc>
+          <w:tcPr>
+            <w:tcW w:type="dxa" w:w="2160"/>
+          </w:tcPr>
+          <w:p>
+            <w:r>
+              <w:t>毕博诚信息有限公司</w:t>
+            </w:r>
+          </w:p>
+        </w:tc>
+        <w:tc>
+          <w:tcPr>
+            <w:tcW w:type="dxa" w:w="2160"/>
+          </w:tcPr>
+          <w:p>
+            <w:r>
+              <w:t>机器人</w:t>
+            </w:r>
+          </w:p>
+        </w:tc>
+        <w:tc>
+          <w:tcPr>
+            <w:tcW w:type="dxa" w:w="2160"/>
+          </w:tcPr>
+          <w:p>
+            <w:r>
+              <w:t>711亿</w:t>
+            </w:r>
+          </w:p>
+        </w:tc>
+        <w:tc>
+          <w:tcPr>
+            <w:tcW w:type="dxa" w:w="2160"/>
+          </w:tcPr>
+          <w:p>
+            <w:r>
+              <w:t>16%</w:t>
+            </w:r>
+          </w:p>
+        </w:tc>
+      </w:tr>
+      <w:tr>
+        <w:tc>
+          <w:tcPr>
+            <w:tcW w:type="dxa" w:w="2160"/>
+          </w:tcPr>
+          <w:p>
+            <w:r>
+              <w:t>昊嘉科技有限公司</w:t>
+            </w:r>
+          </w:p>
+        </w:tc>
+        <w:tc>
+          <w:tcPr>
+            <w:tcW w:type="dxa" w:w="2160"/>
+          </w:tcPr>
+          <w:p>
+            <w:r>
+              <w:t>医疗科技</w:t>
+            </w:r>
+          </w:p>
+        </w:tc>
+        <w:tc>
+          <w:tcPr>
+            <w:tcW w:type="dxa" w:w="2160"/>
+          </w:tcPr>
+          <w:p>
+            <w:r>
+              <w:t>362亿</w:t>
+            </w:r>
+          </w:p>
+        </w:tc>
+        <w:tc>
+          <w:tcPr>
+            <w:tcW w:type="dxa" w:w="2160"/>
+          </w:tcPr>
+          <w:p>
+            <w:r>
+              <w:t>18%</w:t>
+            </w:r>
+          </w:p>
+        </w:tc>
+      </w:tr>
+      <w:tr>
+        <w:tc>
+          <w:tcPr>
+            <w:tcW w:type="dxa" w:w="2160"/>
+          </w:tcPr>
+          <w:p>
+            <w:r>
+              <w:t>中建创业科技有限公司</w:t>
+            </w:r>
+          </w:p>
+        </w:tc>
+        <w:tc>
+          <w:tcPr>
+            <w:tcW w:type="dxa" w:w="2160"/>
+          </w:tcPr>
+          <w:p>
+            <w:r>
+              <w:t>半导体</w:t>
+            </w:r>
+          </w:p>
+        </w:tc>
+        <w:tc>
+          <w:tcPr>
+            <w:tcW w:type="dxa" w:w="2160"/>
+          </w:tcPr>
+          <w:p>
+            <w:r>
+              <w:t>545亿</w:t>
+            </w:r>
+          </w:p>
+        </w:tc>
+        <w:tc>
+          <w:tcPr>
+            <w:tcW w:type="dxa" w:w="2160"/>
+          </w:tcPr>
+          <w:p>
+            <w:r>
+              <w:t>27%</w:t>
+            </w:r>
+          </w:p>
+        </w:tc>
+      </w:tr>
+      <w:tr>
+        <w:tc>
+          <w:tcPr>
+            <w:tcW w:type="dxa" w:w="2160"/>
+          </w:tcPr>
+          <w:p>
+            <w:r>
+              <w:t>恩悌网络有限公司</w:t>
+            </w:r>
+          </w:p>
+        </w:tc>
+        <w:tc>
+          <w:tcPr>
+            <w:tcW w:type="dxa" w:w="2160"/>
+          </w:tcPr>
+          <w:p>
+            <w:r>
+              <w:t>新能源</w:t>
+            </w:r>
+          </w:p>
+        </w:tc>
+        <w:tc>
+          <w:tcPr>
+            <w:tcW w:type="dxa" w:w="2160"/>
+          </w:tcPr>
+          <w:p>
+            <w:r>
+              <w:t>445亿</w:t>
+            </w:r>
+          </w:p>
+        </w:tc>
+        <w:tc>
+          <w:tcPr>
+            <w:tcW w:type="dxa" w:w="2160"/>
+          </w:tcPr>
+          <w:p>
+            <w:r>
+              <w:t>21%</w:t>
+            </w:r>
+          </w:p>
+        </w:tc>
+      </w:tr>
+    </w:tbl>
+    <w:p>
+      <w:pPr>
+        <w:pStyle w:val="Heading1"/>
+      </w:pPr>
+      <w:r>
+        <w:t>行业分析 5</w:t>
+      </w:r>
+    </w:p>
+    <w:p>
+      <w:r>
+        <w:br/>
+        <w:t>华辰资本旗下的 HC Quant Arbitrage Fund 在最近的资产配置会议中</w:t>
+        <w:br/>
+        <w:t>讨论了 人工智能 行业的投资机会，并对 惠派国际公司科技有限公司</w:t>
         <w:br/>
         <w:t>进行了重点评估。</w:t>
         <w:br/>
@@ -836,756 +3175,7 @@
     <w:p>
       <w:r>
         <w:br/>
-        <w:t>华辰资本旗下的 HC AI Innovation Fund 在最近的资产配置会议中</w:t>
-        <w:br/>
-        <w:t>讨论了 人工智能 行业的投资机会，并对 信诚致远传媒有限公司</w:t>
-        <w:br/>
-        <w:t>进行了重点评估。</w:t>
-        <w:br/>
-      </w:r>
-    </w:p>
-    <w:p>
-      <w:r>
-        <w:br/>
-        <w:t>信诚致远传媒有限公司 是中国 人工智能 行业的重要企业之一。</w:t>
-        <w:br/>
-        <w:t>根据华辰资本 投资策略部 的研究，该公司成立于 2015 年，</w:t>
-        <w:br/>
-        <w:t>目前员工规模约 5674 人。公司近年来持续加大研发投入，</w:t>
-        <w:br/>
-        <w:t>在核心技术方面形成了较强的竞争壁垒。</w:t>
-        <w:br/>
-      </w:r>
-    </w:p>
-    <w:p>
-      <w:r>
-        <w:br/>
-        <w:t>从产业链角度看，新能源 行业主要由上游设备厂商、</w:t>
-        <w:br/>
-        <w:t>中游平台企业以及下游应用厂商组成。</w:t>
-        <w:br/>
-        <w:t>昊嘉网络有限公司 主要位于产业链的 下游 环节。</w:t>
-        <w:br/>
-      </w:r>
-    </w:p>
-    <w:p>
-      <w:r>
-        <w:br/>
-        <w:t>从产业链角度看，医疗科技 行业主要由上游设备厂商、</w:t>
-        <w:br/>
-        <w:t>中游平台企业以及下游应用厂商组成。</w:t>
-        <w:br/>
-        <w:t>凌云网络有限公司 主要位于产业链的 中游 环节。</w:t>
-        <w:br/>
-      </w:r>
-    </w:p>
-    <w:p>
-      <w:r>
-        <w:br/>
-        <w:t>风险管理部认为，消费科技 行业仍然面临若干</w:t>
-        <w:br/>
-        <w:t>不确定性因素，包括技术迭代风险、政策变化、</w:t>
-        <w:br/>
-        <w:t>以及市场竞争加剧等问题。</w:t>
-        <w:br/>
-      </w:r>
-    </w:p>
-    <w:tbl>
-      <w:tblPr>
-        <w:tblW w:type="auto" w:w="0"/>
-        <w:tblLook w:firstColumn="1" w:firstRow="1" w:lastColumn="0" w:lastRow="0" w:noHBand="0" w:noVBand="1" w:val="04A0"/>
-      </w:tblPr>
-      <w:tblGrid>
-        <w:gridCol w:w="2160"/>
-        <w:gridCol w:w="2160"/>
-        <w:gridCol w:w="2160"/>
-        <w:gridCol w:w="2160"/>
-      </w:tblGrid>
-      <w:tr>
-        <w:tc>
-          <w:tcPr>
-            <w:tcW w:type="dxa" w:w="2160"/>
-          </w:tcPr>
-          <w:p>
-            <w:r>
-              <w:t>公司</w:t>
-            </w:r>
-          </w:p>
-        </w:tc>
-        <w:tc>
-          <w:tcPr>
-            <w:tcW w:type="dxa" w:w="2160"/>
-          </w:tcPr>
-          <w:p>
-            <w:r>
-              <w:t>行业</w:t>
-            </w:r>
-          </w:p>
-        </w:tc>
-        <w:tc>
-          <w:tcPr>
-            <w:tcW w:type="dxa" w:w="2160"/>
-          </w:tcPr>
-          <w:p>
-            <w:r>
-              <w:t>市值</w:t>
-            </w:r>
-          </w:p>
-        </w:tc>
-        <w:tc>
-          <w:tcPr>
-            <w:tcW w:type="dxa" w:w="2160"/>
-          </w:tcPr>
-          <w:p>
-            <w:r>
-              <w:t>增长率</w:t>
-            </w:r>
-          </w:p>
-        </w:tc>
-      </w:tr>
-      <w:tr>
-        <w:tc>
-          <w:tcPr>
-            <w:tcW w:type="dxa" w:w="2160"/>
-          </w:tcPr>
-          <w:p>
-            <w:r>
-              <w:t>凌云网络有限公司</w:t>
-            </w:r>
-          </w:p>
-        </w:tc>
-        <w:tc>
-          <w:tcPr>
-            <w:tcW w:type="dxa" w:w="2160"/>
-          </w:tcPr>
-          <w:p>
-            <w:r>
-              <w:t>医疗科技</w:t>
-            </w:r>
-          </w:p>
-        </w:tc>
-        <w:tc>
-          <w:tcPr>
-            <w:tcW w:type="dxa" w:w="2160"/>
-          </w:tcPr>
-          <w:p>
-            <w:r>
-              <w:t>490亿</w:t>
-            </w:r>
-          </w:p>
-        </w:tc>
-        <w:tc>
-          <w:tcPr>
-            <w:tcW w:type="dxa" w:w="2160"/>
-          </w:tcPr>
-          <w:p>
-            <w:r>
-              <w:t>11%</w:t>
-            </w:r>
-          </w:p>
-        </w:tc>
-      </w:tr>
-      <w:tr>
-        <w:tc>
-          <w:tcPr>
-            <w:tcW w:type="dxa" w:w="2160"/>
-          </w:tcPr>
-          <w:p>
-            <w:r>
-              <w:t>九方信息有限公司</w:t>
-            </w:r>
-          </w:p>
-        </w:tc>
-        <w:tc>
-          <w:tcPr>
-            <w:tcW w:type="dxa" w:w="2160"/>
-          </w:tcPr>
-          <w:p>
-            <w:r>
-              <w:t>新能源</w:t>
-            </w:r>
-          </w:p>
-        </w:tc>
-        <w:tc>
-          <w:tcPr>
-            <w:tcW w:type="dxa" w:w="2160"/>
-          </w:tcPr>
-          <w:p>
-            <w:r>
-              <w:t>123亿</w:t>
-            </w:r>
-          </w:p>
-        </w:tc>
-        <w:tc>
-          <w:tcPr>
-            <w:tcW w:type="dxa" w:w="2160"/>
-          </w:tcPr>
-          <w:p>
-            <w:r>
-              <w:t>17%</w:t>
-            </w:r>
-          </w:p>
-        </w:tc>
-      </w:tr>
-      <w:tr>
-        <w:tc>
-          <w:tcPr>
-            <w:tcW w:type="dxa" w:w="2160"/>
-          </w:tcPr>
-          <w:p>
-            <w:r>
-              <w:t>飞利信科技有限公司</w:t>
-            </w:r>
-          </w:p>
-        </w:tc>
-        <w:tc>
-          <w:tcPr>
-            <w:tcW w:type="dxa" w:w="2160"/>
-          </w:tcPr>
-          <w:p>
-            <w:r>
-              <w:t>新能源</w:t>
-            </w:r>
-          </w:p>
-        </w:tc>
-        <w:tc>
-          <w:tcPr>
-            <w:tcW w:type="dxa" w:w="2160"/>
-          </w:tcPr>
-          <w:p>
-            <w:r>
-              <w:t>407亿</w:t>
-            </w:r>
-          </w:p>
-        </w:tc>
-        <w:tc>
-          <w:tcPr>
-            <w:tcW w:type="dxa" w:w="2160"/>
-          </w:tcPr>
-          <w:p>
-            <w:r>
-              <w:t>19%</w:t>
-            </w:r>
-          </w:p>
-        </w:tc>
-      </w:tr>
-      <w:tr>
-        <w:tc>
-          <w:tcPr>
-            <w:tcW w:type="dxa" w:w="2160"/>
-          </w:tcPr>
-          <w:p>
-            <w:r>
-              <w:t>易动力科技有限公司</w:t>
-            </w:r>
-          </w:p>
-        </w:tc>
-        <w:tc>
-          <w:tcPr>
-            <w:tcW w:type="dxa" w:w="2160"/>
-          </w:tcPr>
-          <w:p>
-            <w:r>
-              <w:t>云计算</w:t>
-            </w:r>
-          </w:p>
-        </w:tc>
-        <w:tc>
-          <w:tcPr>
-            <w:tcW w:type="dxa" w:w="2160"/>
-          </w:tcPr>
-          <w:p>
-            <w:r>
-              <w:t>357亿</w:t>
-            </w:r>
-          </w:p>
-        </w:tc>
-        <w:tc>
-          <w:tcPr>
-            <w:tcW w:type="dxa" w:w="2160"/>
-          </w:tcPr>
-          <w:p>
-            <w:r>
-              <w:t>16%</w:t>
-            </w:r>
-          </w:p>
-        </w:tc>
-      </w:tr>
-      <w:tr>
-        <w:tc>
-          <w:tcPr>
-            <w:tcW w:type="dxa" w:w="2160"/>
-          </w:tcPr>
-          <w:p>
-            <w:r>
-              <w:t>浦华众城科技有限公司</w:t>
-            </w:r>
-          </w:p>
-        </w:tc>
-        <w:tc>
-          <w:tcPr>
-            <w:tcW w:type="dxa" w:w="2160"/>
-          </w:tcPr>
-          <w:p>
-            <w:r>
-              <w:t>半导体</w:t>
-            </w:r>
-          </w:p>
-        </w:tc>
-        <w:tc>
-          <w:tcPr>
-            <w:tcW w:type="dxa" w:w="2160"/>
-          </w:tcPr>
-          <w:p>
-            <w:r>
-              <w:t>162亿</w:t>
-            </w:r>
-          </w:p>
-        </w:tc>
-        <w:tc>
-          <w:tcPr>
-            <w:tcW w:type="dxa" w:w="2160"/>
-          </w:tcPr>
-          <w:p>
-            <w:r>
-              <w:t>7%</w:t>
-            </w:r>
-          </w:p>
-        </w:tc>
-      </w:tr>
-      <w:tr>
-        <w:tc>
-          <w:tcPr>
-            <w:tcW w:type="dxa" w:w="2160"/>
-          </w:tcPr>
-          <w:p>
-            <w:r>
-              <w:t>天益信息有限公司</w:t>
-            </w:r>
-          </w:p>
-        </w:tc>
-        <w:tc>
-          <w:tcPr>
-            <w:tcW w:type="dxa" w:w="2160"/>
-          </w:tcPr>
-          <w:p>
-            <w:r>
-              <w:t>云计算</w:t>
-            </w:r>
-          </w:p>
-        </w:tc>
-        <w:tc>
-          <w:tcPr>
-            <w:tcW w:type="dxa" w:w="2160"/>
-          </w:tcPr>
-          <w:p>
-            <w:r>
-              <w:t>634亿</w:t>
-            </w:r>
-          </w:p>
-        </w:tc>
-        <w:tc>
-          <w:tcPr>
-            <w:tcW w:type="dxa" w:w="2160"/>
-          </w:tcPr>
-          <w:p>
-            <w:r>
-              <w:t>16%</w:t>
-            </w:r>
-          </w:p>
-        </w:tc>
-      </w:tr>
-      <w:tr>
-        <w:tc>
-          <w:tcPr>
-            <w:tcW w:type="dxa" w:w="2160"/>
-          </w:tcPr>
-          <w:p>
-            <w:r>
-              <w:t>佳禾科技有限公司</w:t>
-            </w:r>
-          </w:p>
-        </w:tc>
-        <w:tc>
-          <w:tcPr>
-            <w:tcW w:type="dxa" w:w="2160"/>
-          </w:tcPr>
-          <w:p>
-            <w:r>
-              <w:t>半导体</w:t>
-            </w:r>
-          </w:p>
-        </w:tc>
-        <w:tc>
-          <w:tcPr>
-            <w:tcW w:type="dxa" w:w="2160"/>
-          </w:tcPr>
-          <w:p>
-            <w:r>
-              <w:t>352亿</w:t>
-            </w:r>
-          </w:p>
-        </w:tc>
-        <w:tc>
-          <w:tcPr>
-            <w:tcW w:type="dxa" w:w="2160"/>
-          </w:tcPr>
-          <w:p>
-            <w:r>
-              <w:t>5%</w:t>
-            </w:r>
-          </w:p>
-        </w:tc>
-      </w:tr>
-      <w:tr>
-        <w:tc>
-          <w:tcPr>
-            <w:tcW w:type="dxa" w:w="2160"/>
-          </w:tcPr>
-          <w:p>
-            <w:r>
-              <w:t>鸿睿思博网络有限公司</w:t>
-            </w:r>
-          </w:p>
-        </w:tc>
-        <w:tc>
-          <w:tcPr>
-            <w:tcW w:type="dxa" w:w="2160"/>
-          </w:tcPr>
-          <w:p>
-            <w:r>
-              <w:t>新能源</w:t>
-            </w:r>
-          </w:p>
-        </w:tc>
-        <w:tc>
-          <w:tcPr>
-            <w:tcW w:type="dxa" w:w="2160"/>
-          </w:tcPr>
-          <w:p>
-            <w:r>
-              <w:t>321亿</w:t>
-            </w:r>
-          </w:p>
-        </w:tc>
-        <w:tc>
-          <w:tcPr>
-            <w:tcW w:type="dxa" w:w="2160"/>
-          </w:tcPr>
-          <w:p>
-            <w:r>
-              <w:t>10%</w:t>
-            </w:r>
-          </w:p>
-        </w:tc>
-      </w:tr>
-      <w:tr>
-        <w:tc>
-          <w:tcPr>
-            <w:tcW w:type="dxa" w:w="2160"/>
-          </w:tcPr>
-          <w:p>
-            <w:r>
-              <w:t>精芯信息有限公司</w:t>
-            </w:r>
-          </w:p>
-        </w:tc>
-        <w:tc>
-          <w:tcPr>
-            <w:tcW w:type="dxa" w:w="2160"/>
-          </w:tcPr>
-          <w:p>
-            <w:r>
-              <w:t>消费科技</w:t>
-            </w:r>
-          </w:p>
-        </w:tc>
-        <w:tc>
-          <w:tcPr>
-            <w:tcW w:type="dxa" w:w="2160"/>
-          </w:tcPr>
-          <w:p>
-            <w:r>
-              <w:t>489亿</w:t>
-            </w:r>
-          </w:p>
-        </w:tc>
-        <w:tc>
-          <w:tcPr>
-            <w:tcW w:type="dxa" w:w="2160"/>
-          </w:tcPr>
-          <w:p>
-            <w:r>
-              <w:t>26%</w:t>
-            </w:r>
-          </w:p>
-        </w:tc>
-      </w:tr>
-      <w:tr>
-        <w:tc>
-          <w:tcPr>
-            <w:tcW w:type="dxa" w:w="2160"/>
-          </w:tcPr>
-          <w:p>
-            <w:r>
-              <w:t>佳禾科技有限公司</w:t>
-            </w:r>
-          </w:p>
-        </w:tc>
-        <w:tc>
-          <w:tcPr>
-            <w:tcW w:type="dxa" w:w="2160"/>
-          </w:tcPr>
-          <w:p>
-            <w:r>
-              <w:t>半导体</w:t>
-            </w:r>
-          </w:p>
-        </w:tc>
-        <w:tc>
-          <w:tcPr>
-            <w:tcW w:type="dxa" w:w="2160"/>
-          </w:tcPr>
-          <w:p>
-            <w:r>
-              <w:t>382亿</w:t>
-            </w:r>
-          </w:p>
-        </w:tc>
-        <w:tc>
-          <w:tcPr>
-            <w:tcW w:type="dxa" w:w="2160"/>
-          </w:tcPr>
-          <w:p>
-            <w:r>
-              <w:t>29%</w:t>
-            </w:r>
-          </w:p>
-        </w:tc>
-      </w:tr>
-      <w:tr>
-        <w:tc>
-          <w:tcPr>
-            <w:tcW w:type="dxa" w:w="2160"/>
-          </w:tcPr>
-          <w:p>
-            <w:r>
-              <w:t>创亿信息有限公司</w:t>
-            </w:r>
-          </w:p>
-        </w:tc>
-        <w:tc>
-          <w:tcPr>
-            <w:tcW w:type="dxa" w:w="2160"/>
-          </w:tcPr>
-          <w:p>
-            <w:r>
-              <w:t>医疗科技</w:t>
-            </w:r>
-          </w:p>
-        </w:tc>
-        <w:tc>
-          <w:tcPr>
-            <w:tcW w:type="dxa" w:w="2160"/>
-          </w:tcPr>
-          <w:p>
-            <w:r>
-              <w:t>256亿</w:t>
-            </w:r>
-          </w:p>
-        </w:tc>
-        <w:tc>
-          <w:tcPr>
-            <w:tcW w:type="dxa" w:w="2160"/>
-          </w:tcPr>
-          <w:p>
-            <w:r>
-              <w:t>10%</w:t>
-            </w:r>
-          </w:p>
-        </w:tc>
-      </w:tr>
-      <w:tr>
-        <w:tc>
-          <w:tcPr>
-            <w:tcW w:type="dxa" w:w="2160"/>
-          </w:tcPr>
-          <w:p>
-            <w:r>
-              <w:t>飞利信科技有限公司</w:t>
-            </w:r>
-          </w:p>
-        </w:tc>
-        <w:tc>
-          <w:tcPr>
-            <w:tcW w:type="dxa" w:w="2160"/>
-          </w:tcPr>
-          <w:p>
-            <w:r>
-              <w:t>新能源</w:t>
-            </w:r>
-          </w:p>
-        </w:tc>
-        <w:tc>
-          <w:tcPr>
-            <w:tcW w:type="dxa" w:w="2160"/>
-          </w:tcPr>
-          <w:p>
-            <w:r>
-              <w:t>685亿</w:t>
-            </w:r>
-          </w:p>
-        </w:tc>
-        <w:tc>
-          <w:tcPr>
-            <w:tcW w:type="dxa" w:w="2160"/>
-          </w:tcPr>
-          <w:p>
-            <w:r>
-              <w:t>6%</w:t>
-            </w:r>
-          </w:p>
-        </w:tc>
-      </w:tr>
-      <w:tr>
-        <w:tc>
-          <w:tcPr>
-            <w:tcW w:type="dxa" w:w="2160"/>
-          </w:tcPr>
-          <w:p>
-            <w:r>
-              <w:t>创亿信息有限公司</w:t>
-            </w:r>
-          </w:p>
-        </w:tc>
-        <w:tc>
-          <w:tcPr>
-            <w:tcW w:type="dxa" w:w="2160"/>
-          </w:tcPr>
-          <w:p>
-            <w:r>
-              <w:t>医疗科技</w:t>
-            </w:r>
-          </w:p>
-        </w:tc>
-        <w:tc>
-          <w:tcPr>
-            <w:tcW w:type="dxa" w:w="2160"/>
-          </w:tcPr>
-          <w:p>
-            <w:r>
-              <w:t>732亿</w:t>
-            </w:r>
-          </w:p>
-        </w:tc>
-        <w:tc>
-          <w:tcPr>
-            <w:tcW w:type="dxa" w:w="2160"/>
-          </w:tcPr>
-          <w:p>
-            <w:r>
-              <w:t>22%</w:t>
-            </w:r>
-          </w:p>
-        </w:tc>
-      </w:tr>
-      <w:tr>
-        <w:tc>
-          <w:tcPr>
-            <w:tcW w:type="dxa" w:w="2160"/>
-          </w:tcPr>
-          <w:p>
-            <w:r>
-              <w:t>南康网络有限公司</w:t>
-            </w:r>
-          </w:p>
-        </w:tc>
-        <w:tc>
-          <w:tcPr>
-            <w:tcW w:type="dxa" w:w="2160"/>
-          </w:tcPr>
-          <w:p>
-            <w:r>
-              <w:t>消费科技</w:t>
-            </w:r>
-          </w:p>
-        </w:tc>
-        <w:tc>
-          <w:tcPr>
-            <w:tcW w:type="dxa" w:w="2160"/>
-          </w:tcPr>
-          <w:p>
-            <w:r>
-              <w:t>592亿</w:t>
-            </w:r>
-          </w:p>
-        </w:tc>
-        <w:tc>
-          <w:tcPr>
-            <w:tcW w:type="dxa" w:w="2160"/>
-          </w:tcPr>
-          <w:p>
-            <w:r>
-              <w:t>27%</w:t>
-            </w:r>
-          </w:p>
-        </w:tc>
-      </w:tr>
-      <w:tr>
-        <w:tc>
-          <w:tcPr>
-            <w:tcW w:type="dxa" w:w="2160"/>
-          </w:tcPr>
-          <w:p>
-            <w:r>
-              <w:t>天益科技有限公司</w:t>
-            </w:r>
-          </w:p>
-        </w:tc>
-        <w:tc>
-          <w:tcPr>
-            <w:tcW w:type="dxa" w:w="2160"/>
-          </w:tcPr>
-          <w:p>
-            <w:r>
-              <w:t>半导体</w:t>
-            </w:r>
-          </w:p>
-        </w:tc>
-        <w:tc>
-          <w:tcPr>
-            <w:tcW w:type="dxa" w:w="2160"/>
-          </w:tcPr>
-          <w:p>
-            <w:r>
-              <w:t>376亿</w:t>
-            </w:r>
-          </w:p>
-        </w:tc>
-        <w:tc>
-          <w:tcPr>
-            <w:tcW w:type="dxa" w:w="2160"/>
-          </w:tcPr>
-          <w:p>
-            <w:r>
-              <w:t>16%</w:t>
-            </w:r>
-          </w:p>
-        </w:tc>
-      </w:tr>
-    </w:tbl>
-    <w:p>
-      <w:pPr>
-        <w:pStyle w:val="Heading1"/>
-      </w:pPr>
-      <w:r>
-        <w:t>行业分析 3</w:t>
-      </w:r>
-    </w:p>
-    <w:p>
-      <w:r>
-        <w:br/>
-        <w:t>风险管理部认为，新能源 行业仍然面临若干</w:t>
+        <w:t>风险管理部认为，人工智能 行业仍然面临若干</w:t>
         <w:br/>
         <w:t>不确定性因素，包括技术迭代风险、政策变化、</w:t>
         <w:br/>
@@ -1596,791 +3186,37 @@
     <w:p>
       <w:r>
         <w:br/>
-        <w:t>根据内部财务模型测算，新宇龙信息传媒有限公司 在未来三年</w:t>
+        <w:t>佳禾传媒有限公司 是中国 云计算 行业的重要企业之一。</w:t>
         <w:br/>
-        <w:t>收入复合增长率预计可达到 31% 左右。</w:t>
+        <w:t>根据华辰资本 投资策略部 的研究，该公司成立于 2016 年，</w:t>
         <w:br/>
-        <w:t>该预测基于行业需求增长以及公司产能扩张计划。</w:t>
+        <w:t>目前员工规模约 3802 人。公司近年来持续加大研发投入，</w:t>
+        <w:br/>
+        <w:t>在核心技术方面形成了较强的竞争壁垒。</w:t>
         <w:br/>
       </w:r>
     </w:p>
     <w:p>
       <w:r>
         <w:br/>
-        <w:t>华辰资本旗下的 HC AI Innovation Fund 在最近的资产配置会议中</w:t>
+        <w:t>创联世纪信息有限公司 是中国 云计算 行业的重要企业之一。</w:t>
         <w:br/>
-        <w:t>讨论了 新能源 行业的投资机会，并对 鸿睿思博网络有限公司</w:t>
+        <w:t>根据华辰资本 风险管理部 的研究，该公司成立于 2005 年，</w:t>
         <w:br/>
-        <w:t>进行了重点评估。</w:t>
+        <w:t>目前员工规模约 3637 人。公司近年来持续加大研发投入，</w:t>
+        <w:br/>
+        <w:t>在核心技术方面形成了较强的竞争壁垒。</w:t>
         <w:br/>
       </w:r>
     </w:p>
     <w:p>
       <w:r>
         <w:br/>
-        <w:t>根据内部财务模型测算，鸿睿思博信息有限公司 在未来三年</w:t>
-        <w:br/>
-        <w:t>收入复合增长率预计可达到 29% 左右。</w:t>
-        <w:br/>
-        <w:t>该预测基于行业需求增长以及公司产能扩张计划。</w:t>
-        <w:br/>
-      </w:r>
-    </w:p>
-    <w:p>
-      <w:r>
-        <w:br/>
-        <w:t>根据内部财务模型测算，浦华众城信息有限公司 在未来三年</w:t>
-        <w:br/>
-        <w:t>收入复合增长率预计可达到 23% 左右。</w:t>
-        <w:br/>
-        <w:t>该预测基于行业需求增长以及公司产能扩张计划。</w:t>
-        <w:br/>
-      </w:r>
-    </w:p>
-    <w:p>
-      <w:r>
-        <w:br/>
-        <w:t>风险管理部认为，新能源 行业仍然面临若干</w:t>
-        <w:br/>
-        <w:t>不确定性因素，包括技术迭代风险、政策变化、</w:t>
-        <w:br/>
-        <w:t>以及市场竞争加剧等问题。</w:t>
-        <w:br/>
-      </w:r>
-    </w:p>
-    <w:p>
-      <w:r>
-        <w:br/>
-        <w:t>根据内部财务模型测算，天益信息有限公司 在未来三年</w:t>
-        <w:br/>
-        <w:t>收入复合增长率预计可达到 10% 左右。</w:t>
-        <w:br/>
-        <w:t>该预测基于行业需求增长以及公司产能扩张计划。</w:t>
-        <w:br/>
-      </w:r>
-    </w:p>
-    <w:p>
-      <w:r>
-        <w:br/>
-        <w:t>从产业链角度看，医疗科技 行业主要由上游设备厂商、</w:t>
+        <w:t>从产业链角度看，人工智能 行业主要由上游设备厂商、</w:t>
         <w:br/>
         <w:t>中游平台企业以及下游应用厂商组成。</w:t>
         <w:br/>
-        <w:t>创联世纪科技有限公司 主要位于产业链的 下游 环节。</w:t>
-        <w:br/>
-      </w:r>
-    </w:p>
-    <w:tbl>
-      <w:tblPr>
-        <w:tblW w:type="auto" w:w="0"/>
-        <w:tblLook w:firstColumn="1" w:firstRow="1" w:lastColumn="0" w:lastRow="0" w:noHBand="0" w:noVBand="1" w:val="04A0"/>
-      </w:tblPr>
-      <w:tblGrid>
-        <w:gridCol w:w="2160"/>
-        <w:gridCol w:w="2160"/>
-        <w:gridCol w:w="2160"/>
-        <w:gridCol w:w="2160"/>
-      </w:tblGrid>
-      <w:tr>
-        <w:tc>
-          <w:tcPr>
-            <w:tcW w:type="dxa" w:w="2160"/>
-          </w:tcPr>
-          <w:p>
-            <w:r>
-              <w:t>公司</w:t>
-            </w:r>
-          </w:p>
-        </w:tc>
-        <w:tc>
-          <w:tcPr>
-            <w:tcW w:type="dxa" w:w="2160"/>
-          </w:tcPr>
-          <w:p>
-            <w:r>
-              <w:t>行业</w:t>
-            </w:r>
-          </w:p>
-        </w:tc>
-        <w:tc>
-          <w:tcPr>
-            <w:tcW w:type="dxa" w:w="2160"/>
-          </w:tcPr>
-          <w:p>
-            <w:r>
-              <w:t>市值</w:t>
-            </w:r>
-          </w:p>
-        </w:tc>
-        <w:tc>
-          <w:tcPr>
-            <w:tcW w:type="dxa" w:w="2160"/>
-          </w:tcPr>
-          <w:p>
-            <w:r>
-              <w:t>增长率</w:t>
-            </w:r>
-          </w:p>
-        </w:tc>
-      </w:tr>
-      <w:tr>
-        <w:tc>
-          <w:tcPr>
-            <w:tcW w:type="dxa" w:w="2160"/>
-          </w:tcPr>
-          <w:p>
-            <w:r>
-              <w:t>昂歌信息科技有限公司</w:t>
-            </w:r>
-          </w:p>
-        </w:tc>
-        <w:tc>
-          <w:tcPr>
-            <w:tcW w:type="dxa" w:w="2160"/>
-          </w:tcPr>
-          <w:p>
-            <w:r>
-              <w:t>消费科技</w:t>
-            </w:r>
-          </w:p>
-        </w:tc>
-        <w:tc>
-          <w:tcPr>
-            <w:tcW w:type="dxa" w:w="2160"/>
-          </w:tcPr>
-          <w:p>
-            <w:r>
-              <w:t>436亿</w:t>
-            </w:r>
-          </w:p>
-        </w:tc>
-        <w:tc>
-          <w:tcPr>
-            <w:tcW w:type="dxa" w:w="2160"/>
-          </w:tcPr>
-          <w:p>
-            <w:r>
-              <w:t>13%</w:t>
-            </w:r>
-          </w:p>
-        </w:tc>
-      </w:tr>
-      <w:tr>
-        <w:tc>
-          <w:tcPr>
-            <w:tcW w:type="dxa" w:w="2160"/>
-          </w:tcPr>
-          <w:p>
-            <w:r>
-              <w:t>东方峻景传媒有限公司</w:t>
-            </w:r>
-          </w:p>
-        </w:tc>
-        <w:tc>
-          <w:tcPr>
-            <w:tcW w:type="dxa" w:w="2160"/>
-          </w:tcPr>
-          <w:p>
-            <w:r>
-              <w:t>新能源</w:t>
-            </w:r>
-          </w:p>
-        </w:tc>
-        <w:tc>
-          <w:tcPr>
-            <w:tcW w:type="dxa" w:w="2160"/>
-          </w:tcPr>
-          <w:p>
-            <w:r>
-              <w:t>383亿</w:t>
-            </w:r>
-          </w:p>
-        </w:tc>
-        <w:tc>
-          <w:tcPr>
-            <w:tcW w:type="dxa" w:w="2160"/>
-          </w:tcPr>
-          <w:p>
-            <w:r>
-              <w:t>19%</w:t>
-            </w:r>
-          </w:p>
-        </w:tc>
-      </w:tr>
-      <w:tr>
-        <w:tc>
-          <w:tcPr>
-            <w:tcW w:type="dxa" w:w="2160"/>
-          </w:tcPr>
-          <w:p>
-            <w:r>
-              <w:t>银嘉信息有限公司</w:t>
-            </w:r>
-          </w:p>
-        </w:tc>
-        <w:tc>
-          <w:tcPr>
-            <w:tcW w:type="dxa" w:w="2160"/>
-          </w:tcPr>
-          <w:p>
-            <w:r>
-              <w:t>消费科技</w:t>
-            </w:r>
-          </w:p>
-        </w:tc>
-        <w:tc>
-          <w:tcPr>
-            <w:tcW w:type="dxa" w:w="2160"/>
-          </w:tcPr>
-          <w:p>
-            <w:r>
-              <w:t>719亿</w:t>
-            </w:r>
-          </w:p>
-        </w:tc>
-        <w:tc>
-          <w:tcPr>
-            <w:tcW w:type="dxa" w:w="2160"/>
-          </w:tcPr>
-          <w:p>
-            <w:r>
-              <w:t>21%</w:t>
-            </w:r>
-          </w:p>
-        </w:tc>
-      </w:tr>
-      <w:tr>
-        <w:tc>
-          <w:tcPr>
-            <w:tcW w:type="dxa" w:w="2160"/>
-          </w:tcPr>
-          <w:p>
-            <w:r>
-              <w:t>快讯网络有限公司</w:t>
-            </w:r>
-          </w:p>
-        </w:tc>
-        <w:tc>
-          <w:tcPr>
-            <w:tcW w:type="dxa" w:w="2160"/>
-          </w:tcPr>
-          <w:p>
-            <w:r>
-              <w:t>新能源</w:t>
-            </w:r>
-          </w:p>
-        </w:tc>
-        <w:tc>
-          <w:tcPr>
-            <w:tcW w:type="dxa" w:w="2160"/>
-          </w:tcPr>
-          <w:p>
-            <w:r>
-              <w:t>778亿</w:t>
-            </w:r>
-          </w:p>
-        </w:tc>
-        <w:tc>
-          <w:tcPr>
-            <w:tcW w:type="dxa" w:w="2160"/>
-          </w:tcPr>
-          <w:p>
-            <w:r>
-              <w:t>5%</w:t>
-            </w:r>
-          </w:p>
-        </w:tc>
-      </w:tr>
-      <w:tr>
-        <w:tc>
-          <w:tcPr>
-            <w:tcW w:type="dxa" w:w="2160"/>
-          </w:tcPr>
-          <w:p>
-            <w:r>
-              <w:t>凌云网络有限公司</w:t>
-            </w:r>
-          </w:p>
-        </w:tc>
-        <w:tc>
-          <w:tcPr>
-            <w:tcW w:type="dxa" w:w="2160"/>
-          </w:tcPr>
-          <w:p>
-            <w:r>
-              <w:t>医疗科技</w:t>
-            </w:r>
-          </w:p>
-        </w:tc>
-        <w:tc>
-          <w:tcPr>
-            <w:tcW w:type="dxa" w:w="2160"/>
-          </w:tcPr>
-          <w:p>
-            <w:r>
-              <w:t>384亿</w:t>
-            </w:r>
-          </w:p>
-        </w:tc>
-        <w:tc>
-          <w:tcPr>
-            <w:tcW w:type="dxa" w:w="2160"/>
-          </w:tcPr>
-          <w:p>
-            <w:r>
-              <w:t>29%</w:t>
-            </w:r>
-          </w:p>
-        </w:tc>
-      </w:tr>
-      <w:tr>
-        <w:tc>
-          <w:tcPr>
-            <w:tcW w:type="dxa" w:w="2160"/>
-          </w:tcPr>
-          <w:p>
-            <w:r>
-              <w:t>兰金电子网络有限公司</w:t>
-            </w:r>
-          </w:p>
-        </w:tc>
-        <w:tc>
-          <w:tcPr>
-            <w:tcW w:type="dxa" w:w="2160"/>
-          </w:tcPr>
-          <w:p>
-            <w:r>
-              <w:t>消费科技</w:t>
-            </w:r>
-          </w:p>
-        </w:tc>
-        <w:tc>
-          <w:tcPr>
-            <w:tcW w:type="dxa" w:w="2160"/>
-          </w:tcPr>
-          <w:p>
-            <w:r>
-              <w:t>448亿</w:t>
-            </w:r>
-          </w:p>
-        </w:tc>
-        <w:tc>
-          <w:tcPr>
-            <w:tcW w:type="dxa" w:w="2160"/>
-          </w:tcPr>
-          <w:p>
-            <w:r>
-              <w:t>27%</w:t>
-            </w:r>
-          </w:p>
-        </w:tc>
-      </w:tr>
-      <w:tr>
-        <w:tc>
-          <w:tcPr>
-            <w:tcW w:type="dxa" w:w="2160"/>
-          </w:tcPr>
-          <w:p>
-            <w:r>
-              <w:t>和泰传媒有限公司</w:t>
-            </w:r>
-          </w:p>
-        </w:tc>
-        <w:tc>
-          <w:tcPr>
-            <w:tcW w:type="dxa" w:w="2160"/>
-          </w:tcPr>
-          <w:p>
-            <w:r>
-              <w:t>消费科技</w:t>
-            </w:r>
-          </w:p>
-        </w:tc>
-        <w:tc>
-          <w:tcPr>
-            <w:tcW w:type="dxa" w:w="2160"/>
-          </w:tcPr>
-          <w:p>
-            <w:r>
-              <w:t>365亿</w:t>
-            </w:r>
-          </w:p>
-        </w:tc>
-        <w:tc>
-          <w:tcPr>
-            <w:tcW w:type="dxa" w:w="2160"/>
-          </w:tcPr>
-          <w:p>
-            <w:r>
-              <w:t>23%</w:t>
-            </w:r>
-          </w:p>
-        </w:tc>
-      </w:tr>
-      <w:tr>
-        <w:tc>
-          <w:tcPr>
-            <w:tcW w:type="dxa" w:w="2160"/>
-          </w:tcPr>
-          <w:p>
-            <w:r>
-              <w:t>快讯网络有限公司</w:t>
-            </w:r>
-          </w:p>
-        </w:tc>
-        <w:tc>
-          <w:tcPr>
-            <w:tcW w:type="dxa" w:w="2160"/>
-          </w:tcPr>
-          <w:p>
-            <w:r>
-              <w:t>新能源</w:t>
-            </w:r>
-          </w:p>
-        </w:tc>
-        <w:tc>
-          <w:tcPr>
-            <w:tcW w:type="dxa" w:w="2160"/>
-          </w:tcPr>
-          <w:p>
-            <w:r>
-              <w:t>774亿</w:t>
-            </w:r>
-          </w:p>
-        </w:tc>
-        <w:tc>
-          <w:tcPr>
-            <w:tcW w:type="dxa" w:w="2160"/>
-          </w:tcPr>
-          <w:p>
-            <w:r>
-              <w:t>10%</w:t>
-            </w:r>
-          </w:p>
-        </w:tc>
-      </w:tr>
-      <w:tr>
-        <w:tc>
-          <w:tcPr>
-            <w:tcW w:type="dxa" w:w="2160"/>
-          </w:tcPr>
-          <w:p>
-            <w:r>
-              <w:t>创联世纪科技有限公司</w:t>
-            </w:r>
-          </w:p>
-        </w:tc>
-        <w:tc>
-          <w:tcPr>
-            <w:tcW w:type="dxa" w:w="2160"/>
-          </w:tcPr>
-          <w:p>
-            <w:r>
-              <w:t>医疗科技</w:t>
-            </w:r>
-          </w:p>
-        </w:tc>
-        <w:tc>
-          <w:tcPr>
-            <w:tcW w:type="dxa" w:w="2160"/>
-          </w:tcPr>
-          <w:p>
-            <w:r>
-              <w:t>698亿</w:t>
-            </w:r>
-          </w:p>
-        </w:tc>
-        <w:tc>
-          <w:tcPr>
-            <w:tcW w:type="dxa" w:w="2160"/>
-          </w:tcPr>
-          <w:p>
-            <w:r>
-              <w:t>18%</w:t>
-            </w:r>
-          </w:p>
-        </w:tc>
-      </w:tr>
-      <w:tr>
-        <w:tc>
-          <w:tcPr>
-            <w:tcW w:type="dxa" w:w="2160"/>
-          </w:tcPr>
-          <w:p>
-            <w:r>
-              <w:t>创亿信息有限公司</w:t>
-            </w:r>
-          </w:p>
-        </w:tc>
-        <w:tc>
-          <w:tcPr>
-            <w:tcW w:type="dxa" w:w="2160"/>
-          </w:tcPr>
-          <w:p>
-            <w:r>
-              <w:t>医疗科技</w:t>
-            </w:r>
-          </w:p>
-        </w:tc>
-        <w:tc>
-          <w:tcPr>
-            <w:tcW w:type="dxa" w:w="2160"/>
-          </w:tcPr>
-          <w:p>
-            <w:r>
-              <w:t>211亿</w:t>
-            </w:r>
-          </w:p>
-        </w:tc>
-        <w:tc>
-          <w:tcPr>
-            <w:tcW w:type="dxa" w:w="2160"/>
-          </w:tcPr>
-          <w:p>
-            <w:r>
-              <w:t>29%</w:t>
-            </w:r>
-          </w:p>
-        </w:tc>
-      </w:tr>
-      <w:tr>
-        <w:tc>
-          <w:tcPr>
-            <w:tcW w:type="dxa" w:w="2160"/>
-          </w:tcPr>
-          <w:p>
-            <w:r>
-              <w:t>浦华众城信息有限公司</w:t>
-            </w:r>
-          </w:p>
-        </w:tc>
-        <w:tc>
-          <w:tcPr>
-            <w:tcW w:type="dxa" w:w="2160"/>
-          </w:tcPr>
-          <w:p>
-            <w:r>
-              <w:t>云计算</w:t>
-            </w:r>
-          </w:p>
-        </w:tc>
-        <w:tc>
-          <w:tcPr>
-            <w:tcW w:type="dxa" w:w="2160"/>
-          </w:tcPr>
-          <w:p>
-            <w:r>
-              <w:t>558亿</w:t>
-            </w:r>
-          </w:p>
-        </w:tc>
-        <w:tc>
-          <w:tcPr>
-            <w:tcW w:type="dxa" w:w="2160"/>
-          </w:tcPr>
-          <w:p>
-            <w:r>
-              <w:t>30%</w:t>
-            </w:r>
-          </w:p>
-        </w:tc>
-      </w:tr>
-      <w:tr>
-        <w:tc>
-          <w:tcPr>
-            <w:tcW w:type="dxa" w:w="2160"/>
-          </w:tcPr>
-          <w:p>
-            <w:r>
-              <w:t>凌云网络有限公司</w:t>
-            </w:r>
-          </w:p>
-        </w:tc>
-        <w:tc>
-          <w:tcPr>
-            <w:tcW w:type="dxa" w:w="2160"/>
-          </w:tcPr>
-          <w:p>
-            <w:r>
-              <w:t>医疗科技</w:t>
-            </w:r>
-          </w:p>
-        </w:tc>
-        <w:tc>
-          <w:tcPr>
-            <w:tcW w:type="dxa" w:w="2160"/>
-          </w:tcPr>
-          <w:p>
-            <w:r>
-              <w:t>477亿</w:t>
-            </w:r>
-          </w:p>
-        </w:tc>
-        <w:tc>
-          <w:tcPr>
-            <w:tcW w:type="dxa" w:w="2160"/>
-          </w:tcPr>
-          <w:p>
-            <w:r>
-              <w:t>25%</w:t>
-            </w:r>
-          </w:p>
-        </w:tc>
-      </w:tr>
-      <w:tr>
-        <w:tc>
-          <w:tcPr>
-            <w:tcW w:type="dxa" w:w="2160"/>
-          </w:tcPr>
-          <w:p>
-            <w:r>
-              <w:t>信诚致远传媒有限公司</w:t>
-            </w:r>
-          </w:p>
-        </w:tc>
-        <w:tc>
-          <w:tcPr>
-            <w:tcW w:type="dxa" w:w="2160"/>
-          </w:tcPr>
-          <w:p>
-            <w:r>
-              <w:t>人工智能</w:t>
-            </w:r>
-          </w:p>
-        </w:tc>
-        <w:tc>
-          <w:tcPr>
-            <w:tcW w:type="dxa" w:w="2160"/>
-          </w:tcPr>
-          <w:p>
-            <w:r>
-              <w:t>112亿</w:t>
-            </w:r>
-          </w:p>
-        </w:tc>
-        <w:tc>
-          <w:tcPr>
-            <w:tcW w:type="dxa" w:w="2160"/>
-          </w:tcPr>
-          <w:p>
-            <w:r>
-              <w:t>7%</w:t>
-            </w:r>
-          </w:p>
-        </w:tc>
-      </w:tr>
-      <w:tr>
-        <w:tc>
-          <w:tcPr>
-            <w:tcW w:type="dxa" w:w="2160"/>
-          </w:tcPr>
-          <w:p>
-            <w:r>
-              <w:t>艾提科信科技有限公司</w:t>
-            </w:r>
-          </w:p>
-        </w:tc>
-        <w:tc>
-          <w:tcPr>
-            <w:tcW w:type="dxa" w:w="2160"/>
-          </w:tcPr>
-          <w:p>
-            <w:r>
-              <w:t>机器人</w:t>
-            </w:r>
-          </w:p>
-        </w:tc>
-        <w:tc>
-          <w:tcPr>
-            <w:tcW w:type="dxa" w:w="2160"/>
-          </w:tcPr>
-          <w:p>
-            <w:r>
-              <w:t>686亿</w:t>
-            </w:r>
-          </w:p>
-        </w:tc>
-        <w:tc>
-          <w:tcPr>
-            <w:tcW w:type="dxa" w:w="2160"/>
-          </w:tcPr>
-          <w:p>
-            <w:r>
-              <w:t>5%</w:t>
-            </w:r>
-          </w:p>
-        </w:tc>
-      </w:tr>
-      <w:tr>
-        <w:tc>
-          <w:tcPr>
-            <w:tcW w:type="dxa" w:w="2160"/>
-          </w:tcPr>
-          <w:p>
-            <w:r>
-              <w:t>济南亿次元网络有限公司</w:t>
-            </w:r>
-          </w:p>
-        </w:tc>
-        <w:tc>
-          <w:tcPr>
-            <w:tcW w:type="dxa" w:w="2160"/>
-          </w:tcPr>
-          <w:p>
-            <w:r>
-              <w:t>机器人</w:t>
-            </w:r>
-          </w:p>
-        </w:tc>
-        <w:tc>
-          <w:tcPr>
-            <w:tcW w:type="dxa" w:w="2160"/>
-          </w:tcPr>
-          <w:p>
-            <w:r>
-              <w:t>615亿</w:t>
-            </w:r>
-          </w:p>
-        </w:tc>
-        <w:tc>
-          <w:tcPr>
-            <w:tcW w:type="dxa" w:w="2160"/>
-          </w:tcPr>
-          <w:p>
-            <w:r>
-              <w:t>24%</w:t>
-            </w:r>
-          </w:p>
-        </w:tc>
-      </w:tr>
-    </w:tbl>
-    <w:p>
-      <w:pPr>
-        <w:pStyle w:val="Heading1"/>
-      </w:pPr>
-      <w:r>
-        <w:t>行业分析 4</w:t>
-      </w:r>
-    </w:p>
-    <w:p>
-      <w:r>
-        <w:br/>
-        <w:t>从产业链角度看，半导体 行业主要由上游设备厂商、</w:t>
-        <w:br/>
-        <w:t>中游平台企业以及下游应用厂商组成。</w:t>
-        <w:br/>
-        <w:t>浦华众城科技有限公司 主要位于产业链的 中游 环节。</w:t>
-        <w:br/>
-      </w:r>
-    </w:p>
-    <w:p>
-      <w:r>
-        <w:br/>
-        <w:t>根据内部财务模型测算，九方网络有限公司 在未来三年</w:t>
-        <w:br/>
-        <w:t>收入复合增长率预计可达到 25% 左右。</w:t>
-        <w:br/>
-        <w:t>该预测基于行业需求增长以及公司产能扩张计划。</w:t>
+        <w:t>惠派国际公司科技有限公司 主要位于产业链的 上游 环节。</w:t>
         <w:br/>
       </w:r>
     </w:p>
@@ -2398,59 +3234,13 @@
     <w:p>
       <w:r>
         <w:br/>
-        <w:t>根据内部财务模型测算，凌云网络有限公司 在未来三年</w:t>
+        <w:t>昊嘉科技有限公司 是中国 医疗科技 行业的重要企业之一。</w:t>
         <w:br/>
-        <w:t>收入复合增长率预计可达到 32% 左右。</w:t>
+        <w:t>根据华辰资本 资产配置委员会 的研究，该公司成立于 2006 年，</w:t>
         <w:br/>
-        <w:t>该预测基于行业需求增长以及公司产能扩张计划。</w:t>
-        <w:br/>
-      </w:r>
-    </w:p>
-    <w:p>
-      <w:r>
-        <w:br/>
-        <w:t>创亿信息有限公司 是中国 医疗科技 行业的重要企业之一。</w:t>
-        <w:br/>
-        <w:t>根据华辰资本 量化研究部 的研究，该公司成立于 2007 年，</w:t>
-        <w:br/>
-        <w:t>目前员工规模约 7601 人。公司近年来持续加大研发投入，</w:t>
+        <w:t>目前员工规模约 7977 人。公司近年来持续加大研发投入，</w:t>
         <w:br/>
         <w:t>在核心技术方面形成了较强的竞争壁垒。</w:t>
-        <w:br/>
-      </w:r>
-    </w:p>
-    <w:p>
-      <w:r>
-        <w:br/>
-        <w:t>银嘉信息有限公司 是中国 消费科技 行业的重要企业之一。</w:t>
-        <w:br/>
-        <w:t>根据华辰资本 投资策略部 的研究，该公司成立于 2020 年，</w:t>
-        <w:br/>
-        <w:t>目前员工规模约 2026 人。公司近年来持续加大研发投入，</w:t>
-        <w:br/>
-        <w:t>在核心技术方面形成了较强的竞争壁垒。</w:t>
-        <w:br/>
-      </w:r>
-    </w:p>
-    <w:p>
-      <w:r>
-        <w:br/>
-        <w:t>风险管理部认为，云计算 行业仍然面临若干</w:t>
-        <w:br/>
-        <w:t>不确定性因素，包括技术迭代风险、政策变化、</w:t>
-        <w:br/>
-        <w:t>以及市场竞争加剧等问题。</w:t>
-        <w:br/>
-      </w:r>
-    </w:p>
-    <w:p>
-      <w:r>
-        <w:br/>
-        <w:t>根据内部财务模型测算，凌云网络有限公司 在未来三年</w:t>
-        <w:br/>
-        <w:t>收入复合增长率预计可达到 31% 左右。</w:t>
-        <w:br/>
-        <w:t>该预测基于行业需求增长以及公司产能扩张计划。</w:t>
         <w:br/>
       </w:r>
     </w:p>
@@ -2514,7 +3304,7 @@
           </w:tcPr>
           <w:p>
             <w:r>
-              <w:t>华远软件信息有限公司</w:t>
+              <w:t>精芯信息有限公司</w:t>
             </w:r>
           </w:p>
         </w:tc>
@@ -2534,17 +3324,17 @@
           </w:tcPr>
           <w:p>
             <w:r>
-              <w:t>800亿</w:t>
-            </w:r>
-          </w:p>
-        </w:tc>
-        <w:tc>
-          <w:tcPr>
-            <w:tcW w:type="dxa" w:w="2160"/>
-          </w:tcPr>
-          <w:p>
-            <w:r>
-              <w:t>27%</w:t>
+              <w:t>504亿</w:t>
+            </w:r>
+          </w:p>
+        </w:tc>
+        <w:tc>
+          <w:tcPr>
+            <w:tcW w:type="dxa" w:w="2160"/>
+          </w:tcPr>
+          <w:p>
+            <w:r>
+              <w:t>23%</w:t>
             </w:r>
           </w:p>
         </w:tc>
@@ -2556,37 +3346,37 @@
           </w:tcPr>
           <w:p>
             <w:r>
-              <w:t>银嘉信息有限公司</w:t>
-            </w:r>
-          </w:p>
-        </w:tc>
-        <w:tc>
-          <w:tcPr>
-            <w:tcW w:type="dxa" w:w="2160"/>
-          </w:tcPr>
-          <w:p>
-            <w:r>
-              <w:t>消费科技</w:t>
-            </w:r>
-          </w:p>
-        </w:tc>
-        <w:tc>
-          <w:tcPr>
-            <w:tcW w:type="dxa" w:w="2160"/>
-          </w:tcPr>
-          <w:p>
-            <w:r>
-              <w:t>665亿</w:t>
-            </w:r>
-          </w:p>
-        </w:tc>
-        <w:tc>
-          <w:tcPr>
-            <w:tcW w:type="dxa" w:w="2160"/>
-          </w:tcPr>
-          <w:p>
-            <w:r>
-              <w:t>29%</w:t>
+              <w:t>通际名联科技有限公司</w:t>
+            </w:r>
+          </w:p>
+        </w:tc>
+        <w:tc>
+          <w:tcPr>
+            <w:tcW w:type="dxa" w:w="2160"/>
+          </w:tcPr>
+          <w:p>
+            <w:r>
+              <w:t>人工智能</w:t>
+            </w:r>
+          </w:p>
+        </w:tc>
+        <w:tc>
+          <w:tcPr>
+            <w:tcW w:type="dxa" w:w="2160"/>
+          </w:tcPr>
+          <w:p>
+            <w:r>
+              <w:t>763亿</w:t>
+            </w:r>
+          </w:p>
+        </w:tc>
+        <w:tc>
+          <w:tcPr>
+            <w:tcW w:type="dxa" w:w="2160"/>
+          </w:tcPr>
+          <w:p>
+            <w:r>
+              <w:t>17%</w:t>
             </w:r>
           </w:p>
         </w:tc>
@@ -2598,37 +3388,37 @@
           </w:tcPr>
           <w:p>
             <w:r>
-              <w:t>兰金电子网络有限公司</w:t>
-            </w:r>
-          </w:p>
-        </w:tc>
-        <w:tc>
-          <w:tcPr>
-            <w:tcW w:type="dxa" w:w="2160"/>
-          </w:tcPr>
-          <w:p>
-            <w:r>
-              <w:t>消费科技</w:t>
-            </w:r>
-          </w:p>
-        </w:tc>
-        <w:tc>
-          <w:tcPr>
-            <w:tcW w:type="dxa" w:w="2160"/>
-          </w:tcPr>
-          <w:p>
-            <w:r>
-              <w:t>332亿</w:t>
-            </w:r>
-          </w:p>
-        </w:tc>
-        <w:tc>
-          <w:tcPr>
-            <w:tcW w:type="dxa" w:w="2160"/>
-          </w:tcPr>
-          <w:p>
-            <w:r>
-              <w:t>21%</w:t>
+              <w:t>华泰通安网络有限公司</w:t>
+            </w:r>
+          </w:p>
+        </w:tc>
+        <w:tc>
+          <w:tcPr>
+            <w:tcW w:type="dxa" w:w="2160"/>
+          </w:tcPr>
+          <w:p>
+            <w:r>
+              <w:t>半导体</w:t>
+            </w:r>
+          </w:p>
+        </w:tc>
+        <w:tc>
+          <w:tcPr>
+            <w:tcW w:type="dxa" w:w="2160"/>
+          </w:tcPr>
+          <w:p>
+            <w:r>
+              <w:t>274亿</w:t>
+            </w:r>
+          </w:p>
+        </w:tc>
+        <w:tc>
+          <w:tcPr>
+            <w:tcW w:type="dxa" w:w="2160"/>
+          </w:tcPr>
+          <w:p>
+            <w:r>
+              <w:t>7%</w:t>
             </w:r>
           </w:p>
         </w:tc>
@@ -2640,37 +3430,37 @@
           </w:tcPr>
           <w:p>
             <w:r>
-              <w:t>九方网络有限公司</w:t>
-            </w:r>
-          </w:p>
-        </w:tc>
-        <w:tc>
-          <w:tcPr>
-            <w:tcW w:type="dxa" w:w="2160"/>
-          </w:tcPr>
-          <w:p>
-            <w:r>
-              <w:t>新能源</w:t>
-            </w:r>
-          </w:p>
-        </w:tc>
-        <w:tc>
-          <w:tcPr>
-            <w:tcW w:type="dxa" w:w="2160"/>
-          </w:tcPr>
-          <w:p>
-            <w:r>
-              <w:t>474亿</w:t>
-            </w:r>
-          </w:p>
-        </w:tc>
-        <w:tc>
-          <w:tcPr>
-            <w:tcW w:type="dxa" w:w="2160"/>
-          </w:tcPr>
-          <w:p>
-            <w:r>
-              <w:t>18%</w:t>
+              <w:t>飞利信科技有限公司</w:t>
+            </w:r>
+          </w:p>
+        </w:tc>
+        <w:tc>
+          <w:tcPr>
+            <w:tcW w:type="dxa" w:w="2160"/>
+          </w:tcPr>
+          <w:p>
+            <w:r>
+              <w:t>人工智能</w:t>
+            </w:r>
+          </w:p>
+        </w:tc>
+        <w:tc>
+          <w:tcPr>
+            <w:tcW w:type="dxa" w:w="2160"/>
+          </w:tcPr>
+          <w:p>
+            <w:r>
+              <w:t>411亿</w:t>
+            </w:r>
+          </w:p>
+        </w:tc>
+        <w:tc>
+          <w:tcPr>
+            <w:tcW w:type="dxa" w:w="2160"/>
+          </w:tcPr>
+          <w:p>
+            <w:r>
+              <w:t>9%</w:t>
             </w:r>
           </w:p>
         </w:tc>
@@ -2682,37 +3472,37 @@
           </w:tcPr>
           <w:p>
             <w:r>
-              <w:t>国讯网络有限公司</w:t>
-            </w:r>
-          </w:p>
-        </w:tc>
-        <w:tc>
-          <w:tcPr>
-            <w:tcW w:type="dxa" w:w="2160"/>
-          </w:tcPr>
-          <w:p>
-            <w:r>
-              <w:t>云计算</w:t>
-            </w:r>
-          </w:p>
-        </w:tc>
-        <w:tc>
-          <w:tcPr>
-            <w:tcW w:type="dxa" w:w="2160"/>
-          </w:tcPr>
-          <w:p>
-            <w:r>
-              <w:t>512亿</w:t>
-            </w:r>
-          </w:p>
-        </w:tc>
-        <w:tc>
-          <w:tcPr>
-            <w:tcW w:type="dxa" w:w="2160"/>
-          </w:tcPr>
-          <w:p>
-            <w:r>
-              <w:t>27%</w:t>
+              <w:t>巨奥传媒有限公司</w:t>
+            </w:r>
+          </w:p>
+        </w:tc>
+        <w:tc>
+          <w:tcPr>
+            <w:tcW w:type="dxa" w:w="2160"/>
+          </w:tcPr>
+          <w:p>
+            <w:r>
+              <w:t>人工智能</w:t>
+            </w:r>
+          </w:p>
+        </w:tc>
+        <w:tc>
+          <w:tcPr>
+            <w:tcW w:type="dxa" w:w="2160"/>
+          </w:tcPr>
+          <w:p>
+            <w:r>
+              <w:t>376亿</w:t>
+            </w:r>
+          </w:p>
+        </w:tc>
+        <w:tc>
+          <w:tcPr>
+            <w:tcW w:type="dxa" w:w="2160"/>
+          </w:tcPr>
+          <w:p>
+            <w:r>
+              <w:t>7%</w:t>
             </w:r>
           </w:p>
         </w:tc>
@@ -2724,7 +3514,7 @@
           </w:tcPr>
           <w:p>
             <w:r>
-              <w:t>创亿网络有限公司</w:t>
+              <w:t>信诚致远科技有限公司</w:t>
             </w:r>
           </w:p>
         </w:tc>
@@ -2744,17 +3534,17 @@
           </w:tcPr>
           <w:p>
             <w:r>
-              <w:t>639亿</w:t>
-            </w:r>
-          </w:p>
-        </w:tc>
-        <w:tc>
-          <w:tcPr>
-            <w:tcW w:type="dxa" w:w="2160"/>
-          </w:tcPr>
-          <w:p>
-            <w:r>
-              <w:t>6%</w:t>
+              <w:t>466亿</w:t>
+            </w:r>
+          </w:p>
+        </w:tc>
+        <w:tc>
+          <w:tcPr>
+            <w:tcW w:type="dxa" w:w="2160"/>
+          </w:tcPr>
+          <w:p>
+            <w:r>
+              <w:t>17%</w:t>
             </w:r>
           </w:p>
         </w:tc>
@@ -2766,7 +3556,7 @@
           </w:tcPr>
           <w:p>
             <w:r>
-              <w:t>迪摩科技有限公司</w:t>
+              <w:t>飞利信科技有限公司</w:t>
             </w:r>
           </w:p>
         </w:tc>
@@ -2786,17 +3576,17 @@
           </w:tcPr>
           <w:p>
             <w:r>
-              <w:t>277亿</w:t>
-            </w:r>
-          </w:p>
-        </w:tc>
-        <w:tc>
-          <w:tcPr>
-            <w:tcW w:type="dxa" w:w="2160"/>
-          </w:tcPr>
-          <w:p>
-            <w:r>
-              <w:t>24%</w:t>
+              <w:t>424亿</w:t>
+            </w:r>
+          </w:p>
+        </w:tc>
+        <w:tc>
+          <w:tcPr>
+            <w:tcW w:type="dxa" w:w="2160"/>
+          </w:tcPr>
+          <w:p>
+            <w:r>
+              <w:t>15%</w:t>
             </w:r>
           </w:p>
         </w:tc>
@@ -2808,37 +3598,37 @@
           </w:tcPr>
           <w:p>
             <w:r>
-              <w:t>雨林木风计算机网络有限公司</w:t>
-            </w:r>
-          </w:p>
-        </w:tc>
-        <w:tc>
-          <w:tcPr>
-            <w:tcW w:type="dxa" w:w="2160"/>
-          </w:tcPr>
-          <w:p>
-            <w:r>
-              <w:t>医疗科技</w:t>
-            </w:r>
-          </w:p>
-        </w:tc>
-        <w:tc>
-          <w:tcPr>
-            <w:tcW w:type="dxa" w:w="2160"/>
-          </w:tcPr>
-          <w:p>
-            <w:r>
-              <w:t>224亿</w:t>
-            </w:r>
-          </w:p>
-        </w:tc>
-        <w:tc>
-          <w:tcPr>
-            <w:tcW w:type="dxa" w:w="2160"/>
-          </w:tcPr>
-          <w:p>
-            <w:r>
-              <w:t>18%</w:t>
+              <w:t>联通时科传媒有限公司</w:t>
+            </w:r>
+          </w:p>
+        </w:tc>
+        <w:tc>
+          <w:tcPr>
+            <w:tcW w:type="dxa" w:w="2160"/>
+          </w:tcPr>
+          <w:p>
+            <w:r>
+              <w:t>消费科技</w:t>
+            </w:r>
+          </w:p>
+        </w:tc>
+        <w:tc>
+          <w:tcPr>
+            <w:tcW w:type="dxa" w:w="2160"/>
+          </w:tcPr>
+          <w:p>
+            <w:r>
+              <w:t>606亿</w:t>
+            </w:r>
+          </w:p>
+        </w:tc>
+        <w:tc>
+          <w:tcPr>
+            <w:tcW w:type="dxa" w:w="2160"/>
+          </w:tcPr>
+          <w:p>
+            <w:r>
+              <w:t>14%</w:t>
             </w:r>
           </w:p>
         </w:tc>
@@ -2850,37 +3640,37 @@
           </w:tcPr>
           <w:p>
             <w:r>
-              <w:t>东方峻景传媒有限公司</w:t>
-            </w:r>
-          </w:p>
-        </w:tc>
-        <w:tc>
-          <w:tcPr>
-            <w:tcW w:type="dxa" w:w="2160"/>
-          </w:tcPr>
-          <w:p>
-            <w:r>
-              <w:t>新能源</w:t>
-            </w:r>
-          </w:p>
-        </w:tc>
-        <w:tc>
-          <w:tcPr>
-            <w:tcW w:type="dxa" w:w="2160"/>
-          </w:tcPr>
-          <w:p>
-            <w:r>
-              <w:t>618亿</w:t>
-            </w:r>
-          </w:p>
-        </w:tc>
-        <w:tc>
-          <w:tcPr>
-            <w:tcW w:type="dxa" w:w="2160"/>
-          </w:tcPr>
-          <w:p>
-            <w:r>
-              <w:t>30%</w:t>
+              <w:t>佳禾传媒有限公司</w:t>
+            </w:r>
+          </w:p>
+        </w:tc>
+        <w:tc>
+          <w:tcPr>
+            <w:tcW w:type="dxa" w:w="2160"/>
+          </w:tcPr>
+          <w:p>
+            <w:r>
+              <w:t>云计算</w:t>
+            </w:r>
+          </w:p>
+        </w:tc>
+        <w:tc>
+          <w:tcPr>
+            <w:tcW w:type="dxa" w:w="2160"/>
+          </w:tcPr>
+          <w:p>
+            <w:r>
+              <w:t>513亿</w:t>
+            </w:r>
+          </w:p>
+        </w:tc>
+        <w:tc>
+          <w:tcPr>
+            <w:tcW w:type="dxa" w:w="2160"/>
+          </w:tcPr>
+          <w:p>
+            <w:r>
+              <w:t>29%</w:t>
             </w:r>
           </w:p>
         </w:tc>
@@ -2892,37 +3682,37 @@
           </w:tcPr>
           <w:p>
             <w:r>
-              <w:t>快讯网络有限公司</w:t>
-            </w:r>
-          </w:p>
-        </w:tc>
-        <w:tc>
-          <w:tcPr>
-            <w:tcW w:type="dxa" w:w="2160"/>
-          </w:tcPr>
-          <w:p>
-            <w:r>
-              <w:t>新能源</w:t>
-            </w:r>
-          </w:p>
-        </w:tc>
-        <w:tc>
-          <w:tcPr>
-            <w:tcW w:type="dxa" w:w="2160"/>
-          </w:tcPr>
-          <w:p>
-            <w:r>
-              <w:t>783亿</w:t>
-            </w:r>
-          </w:p>
-        </w:tc>
-        <w:tc>
-          <w:tcPr>
-            <w:tcW w:type="dxa" w:w="2160"/>
-          </w:tcPr>
-          <w:p>
-            <w:r>
-              <w:t>23%</w:t>
+              <w:t>华成育卓科技有限公司</w:t>
+            </w:r>
+          </w:p>
+        </w:tc>
+        <w:tc>
+          <w:tcPr>
+            <w:tcW w:type="dxa" w:w="2160"/>
+          </w:tcPr>
+          <w:p>
+            <w:r>
+              <w:t>医疗科技</w:t>
+            </w:r>
+          </w:p>
+        </w:tc>
+        <w:tc>
+          <w:tcPr>
+            <w:tcW w:type="dxa" w:w="2160"/>
+          </w:tcPr>
+          <w:p>
+            <w:r>
+              <w:t>498亿</w:t>
+            </w:r>
+          </w:p>
+        </w:tc>
+        <w:tc>
+          <w:tcPr>
+            <w:tcW w:type="dxa" w:w="2160"/>
+          </w:tcPr>
+          <w:p>
+            <w:r>
+              <w:t>18%</w:t>
             </w:r>
           </w:p>
         </w:tc>
@@ -2934,37 +3724,37 @@
           </w:tcPr>
           <w:p>
             <w:r>
-              <w:t>和泰传媒有限公司</w:t>
-            </w:r>
-          </w:p>
-        </w:tc>
-        <w:tc>
-          <w:tcPr>
-            <w:tcW w:type="dxa" w:w="2160"/>
-          </w:tcPr>
-          <w:p>
-            <w:r>
-              <w:t>消费科技</w:t>
-            </w:r>
-          </w:p>
-        </w:tc>
-        <w:tc>
-          <w:tcPr>
-            <w:tcW w:type="dxa" w:w="2160"/>
-          </w:tcPr>
-          <w:p>
-            <w:r>
-              <w:t>518亿</w:t>
-            </w:r>
-          </w:p>
-        </w:tc>
-        <w:tc>
-          <w:tcPr>
-            <w:tcW w:type="dxa" w:w="2160"/>
-          </w:tcPr>
-          <w:p>
-            <w:r>
-              <w:t>5%</w:t>
+              <w:t>恩悌网络有限公司</w:t>
+            </w:r>
+          </w:p>
+        </w:tc>
+        <w:tc>
+          <w:tcPr>
+            <w:tcW w:type="dxa" w:w="2160"/>
+          </w:tcPr>
+          <w:p>
+            <w:r>
+              <w:t>新能源</w:t>
+            </w:r>
+          </w:p>
+        </w:tc>
+        <w:tc>
+          <w:tcPr>
+            <w:tcW w:type="dxa" w:w="2160"/>
+          </w:tcPr>
+          <w:p>
+            <w:r>
+              <w:t>174亿</w:t>
+            </w:r>
+          </w:p>
+        </w:tc>
+        <w:tc>
+          <w:tcPr>
+            <w:tcW w:type="dxa" w:w="2160"/>
+          </w:tcPr>
+          <w:p>
+            <w:r>
+              <w:t>30%</w:t>
             </w:r>
           </w:p>
         </w:tc>
@@ -2976,37 +3766,37 @@
           </w:tcPr>
           <w:p>
             <w:r>
-              <w:t>东方峻景传媒有限公司</w:t>
-            </w:r>
-          </w:p>
-        </w:tc>
-        <w:tc>
-          <w:tcPr>
-            <w:tcW w:type="dxa" w:w="2160"/>
-          </w:tcPr>
-          <w:p>
-            <w:r>
-              <w:t>新能源</w:t>
-            </w:r>
-          </w:p>
-        </w:tc>
-        <w:tc>
-          <w:tcPr>
-            <w:tcW w:type="dxa" w:w="2160"/>
-          </w:tcPr>
-          <w:p>
-            <w:r>
-              <w:t>166亿</w:t>
-            </w:r>
-          </w:p>
-        </w:tc>
-        <w:tc>
-          <w:tcPr>
-            <w:tcW w:type="dxa" w:w="2160"/>
-          </w:tcPr>
-          <w:p>
-            <w:r>
-              <w:t>5%</w:t>
+              <w:t>巨奥传媒有限公司</w:t>
+            </w:r>
+          </w:p>
+        </w:tc>
+        <w:tc>
+          <w:tcPr>
+            <w:tcW w:type="dxa" w:w="2160"/>
+          </w:tcPr>
+          <w:p>
+            <w:r>
+              <w:t>人工智能</w:t>
+            </w:r>
+          </w:p>
+        </w:tc>
+        <w:tc>
+          <w:tcPr>
+            <w:tcW w:type="dxa" w:w="2160"/>
+          </w:tcPr>
+          <w:p>
+            <w:r>
+              <w:t>262亿</w:t>
+            </w:r>
+          </w:p>
+        </w:tc>
+        <w:tc>
+          <w:tcPr>
+            <w:tcW w:type="dxa" w:w="2160"/>
+          </w:tcPr>
+          <w:p>
+            <w:r>
+              <w:t>12%</w:t>
             </w:r>
           </w:p>
         </w:tc>
@@ -3018,37 +3808,37 @@
           </w:tcPr>
           <w:p>
             <w:r>
-              <w:t>鸿睿思博信息有限公司</w:t>
-            </w:r>
-          </w:p>
-        </w:tc>
-        <w:tc>
-          <w:tcPr>
-            <w:tcW w:type="dxa" w:w="2160"/>
-          </w:tcPr>
-          <w:p>
-            <w:r>
-              <w:t>半导体</w:t>
-            </w:r>
-          </w:p>
-        </w:tc>
-        <w:tc>
-          <w:tcPr>
-            <w:tcW w:type="dxa" w:w="2160"/>
-          </w:tcPr>
-          <w:p>
-            <w:r>
-              <w:t>408亿</w:t>
-            </w:r>
-          </w:p>
-        </w:tc>
-        <w:tc>
-          <w:tcPr>
-            <w:tcW w:type="dxa" w:w="2160"/>
-          </w:tcPr>
-          <w:p>
-            <w:r>
-              <w:t>23%</w:t>
+              <w:t>飞利信科技有限公司</w:t>
+            </w:r>
+          </w:p>
+        </w:tc>
+        <w:tc>
+          <w:tcPr>
+            <w:tcW w:type="dxa" w:w="2160"/>
+          </w:tcPr>
+          <w:p>
+            <w:r>
+              <w:t>人工智能</w:t>
+            </w:r>
+          </w:p>
+        </w:tc>
+        <w:tc>
+          <w:tcPr>
+            <w:tcW w:type="dxa" w:w="2160"/>
+          </w:tcPr>
+          <w:p>
+            <w:r>
+              <w:t>446亿</w:t>
+            </w:r>
+          </w:p>
+        </w:tc>
+        <w:tc>
+          <w:tcPr>
+            <w:tcW w:type="dxa" w:w="2160"/>
+          </w:tcPr>
+          <w:p>
+            <w:r>
+              <w:t>29%</w:t>
             </w:r>
           </w:p>
         </w:tc>
@@ -3060,37 +3850,37 @@
           </w:tcPr>
           <w:p>
             <w:r>
-              <w:t>浦华众城信息有限公司</w:t>
-            </w:r>
-          </w:p>
-        </w:tc>
-        <w:tc>
-          <w:tcPr>
-            <w:tcW w:type="dxa" w:w="2160"/>
-          </w:tcPr>
-          <w:p>
-            <w:r>
-              <w:t>云计算</w:t>
-            </w:r>
-          </w:p>
-        </w:tc>
-        <w:tc>
-          <w:tcPr>
-            <w:tcW w:type="dxa" w:w="2160"/>
-          </w:tcPr>
-          <w:p>
-            <w:r>
-              <w:t>287亿</w:t>
-            </w:r>
-          </w:p>
-        </w:tc>
-        <w:tc>
-          <w:tcPr>
-            <w:tcW w:type="dxa" w:w="2160"/>
-          </w:tcPr>
-          <w:p>
-            <w:r>
-              <w:t>22%</w:t>
+              <w:t>迪摩信息有限公司</w:t>
+            </w:r>
+          </w:p>
+        </w:tc>
+        <w:tc>
+          <w:tcPr>
+            <w:tcW w:type="dxa" w:w="2160"/>
+          </w:tcPr>
+          <w:p>
+            <w:r>
+              <w:t>医疗科技</w:t>
+            </w:r>
+          </w:p>
+        </w:tc>
+        <w:tc>
+          <w:tcPr>
+            <w:tcW w:type="dxa" w:w="2160"/>
+          </w:tcPr>
+          <w:p>
+            <w:r>
+              <w:t>476亿</w:t>
+            </w:r>
+          </w:p>
+        </w:tc>
+        <w:tc>
+          <w:tcPr>
+            <w:tcW w:type="dxa" w:w="2160"/>
+          </w:tcPr>
+          <w:p>
+            <w:r>
+              <w:t>29%</w:t>
             </w:r>
           </w:p>
         </w:tc>
@@ -3102,287 +3892,7 @@
           </w:tcPr>
           <w:p>
             <w:r>
-              <w:t>快讯网络有限公司</w:t>
-            </w:r>
-          </w:p>
-        </w:tc>
-        <w:tc>
-          <w:tcPr>
-            <w:tcW w:type="dxa" w:w="2160"/>
-          </w:tcPr>
-          <w:p>
-            <w:r>
-              <w:t>新能源</w:t>
-            </w:r>
-          </w:p>
-        </w:tc>
-        <w:tc>
-          <w:tcPr>
-            <w:tcW w:type="dxa" w:w="2160"/>
-          </w:tcPr>
-          <w:p>
-            <w:r>
-              <w:t>303亿</w:t>
-            </w:r>
-          </w:p>
-        </w:tc>
-        <w:tc>
-          <w:tcPr>
-            <w:tcW w:type="dxa" w:w="2160"/>
-          </w:tcPr>
-          <w:p>
-            <w:r>
-              <w:t>11%</w:t>
-            </w:r>
-          </w:p>
-        </w:tc>
-      </w:tr>
-    </w:tbl>
-    <w:p>
-      <w:pPr>
-        <w:pStyle w:val="Heading1"/>
-      </w:pPr>
-      <w:r>
-        <w:t>行业分析 5</w:t>
-      </w:r>
-    </w:p>
-    <w:p>
-      <w:r>
-        <w:br/>
-        <w:t>华辰资本旗下的 HC Global Macro Fund 在最近的资产配置会议中</w:t>
-        <w:br/>
-        <w:t>讨论了 新能源 行业的投资机会，并对 飞利信科技有限公司</w:t>
-        <w:br/>
-        <w:t>进行了重点评估。</w:t>
-        <w:br/>
-      </w:r>
-    </w:p>
-    <w:p>
-      <w:r>
-        <w:br/>
-        <w:t>根据内部财务模型测算，和泰传媒有限公司 在未来三年</w:t>
-        <w:br/>
-        <w:t>收入复合增长率预计可达到 30% 左右。</w:t>
-        <w:br/>
-        <w:t>该预测基于行业需求增长以及公司产能扩张计划。</w:t>
-        <w:br/>
-      </w:r>
-    </w:p>
-    <w:p>
-      <w:r>
-        <w:br/>
-        <w:t>九方网络有限公司 是中国 新能源 行业的重要企业之一。</w:t>
-        <w:br/>
-        <w:t>根据华辰资本 投资策略部 的研究，该公司成立于 2009 年，</w:t>
-        <w:br/>
-        <w:t>目前员工规模约 7967 人。公司近年来持续加大研发投入，</w:t>
-        <w:br/>
-        <w:t>在核心技术方面形成了较强的竞争壁垒。</w:t>
-        <w:br/>
-      </w:r>
-    </w:p>
-    <w:p>
-      <w:r>
-        <w:br/>
-        <w:t>华辰资本旗下的 HC AI Innovation Fund 在最近的资产配置会议中</w:t>
-        <w:br/>
-        <w:t>讨论了 半导体 行业的投资机会，并对 天益科技有限公司</w:t>
-        <w:br/>
-        <w:t>进行了重点评估。</w:t>
-        <w:br/>
-      </w:r>
-    </w:p>
-    <w:p>
-      <w:r>
-        <w:br/>
-        <w:t>华辰资本旗下的 HC Quant Arbitrage Fund 在最近的资产配置会议中</w:t>
-        <w:br/>
-        <w:t>讨论了 机器人 行业的投资机会，并对 东方峻景网络有限公司</w:t>
-        <w:br/>
-        <w:t>进行了重点评估。</w:t>
-        <w:br/>
-      </w:r>
-    </w:p>
-    <w:p>
-      <w:r>
-        <w:br/>
-        <w:t>创亿信息有限公司 是中国 医疗科技 行业的重要企业之一。</w:t>
-        <w:br/>
-        <w:t>根据华辰资本 资产配置委员会 的研究，该公司成立于 2007 年，</w:t>
-        <w:br/>
-        <w:t>目前员工规模约 7601 人。公司近年来持续加大研发投入，</w:t>
-        <w:br/>
-        <w:t>在核心技术方面形成了较强的竞争壁垒。</w:t>
-        <w:br/>
-      </w:r>
-    </w:p>
-    <w:p>
-      <w:r>
-        <w:br/>
-        <w:t>根据内部财务模型测算，创联世纪科技有限公司 在未来三年</w:t>
-        <w:br/>
-        <w:t>收入复合增长率预计可达到 22% 左右。</w:t>
-        <w:br/>
-        <w:t>该预测基于行业需求增长以及公司产能扩张计划。</w:t>
-        <w:br/>
-      </w:r>
-    </w:p>
-    <w:p>
-      <w:r>
-        <w:br/>
-        <w:t>从产业链角度看，新能源 行业主要由上游设备厂商、</w:t>
-        <w:br/>
-        <w:t>中游平台企业以及下游应用厂商组成。</w:t>
-        <w:br/>
-        <w:t>九方网络有限公司 主要位于产业链的 上游 环节。</w:t>
-        <w:br/>
-      </w:r>
-    </w:p>
-    <w:tbl>
-      <w:tblPr>
-        <w:tblW w:type="auto" w:w="0"/>
-        <w:tblLook w:firstColumn="1" w:firstRow="1" w:lastColumn="0" w:lastRow="0" w:noHBand="0" w:noVBand="1" w:val="04A0"/>
-      </w:tblPr>
-      <w:tblGrid>
-        <w:gridCol w:w="2160"/>
-        <w:gridCol w:w="2160"/>
-        <w:gridCol w:w="2160"/>
-        <w:gridCol w:w="2160"/>
-      </w:tblGrid>
-      <w:tr>
-        <w:tc>
-          <w:tcPr>
-            <w:tcW w:type="dxa" w:w="2160"/>
-          </w:tcPr>
-          <w:p>
-            <w:r>
-              <w:t>公司</w:t>
-            </w:r>
-          </w:p>
-        </w:tc>
-        <w:tc>
-          <w:tcPr>
-            <w:tcW w:type="dxa" w:w="2160"/>
-          </w:tcPr>
-          <w:p>
-            <w:r>
-              <w:t>行业</w:t>
-            </w:r>
-          </w:p>
-        </w:tc>
-        <w:tc>
-          <w:tcPr>
-            <w:tcW w:type="dxa" w:w="2160"/>
-          </w:tcPr>
-          <w:p>
-            <w:r>
-              <w:t>市值</w:t>
-            </w:r>
-          </w:p>
-        </w:tc>
-        <w:tc>
-          <w:tcPr>
-            <w:tcW w:type="dxa" w:w="2160"/>
-          </w:tcPr>
-          <w:p>
-            <w:r>
-              <w:t>增长率</w:t>
-            </w:r>
-          </w:p>
-        </w:tc>
-      </w:tr>
-      <w:tr>
-        <w:tc>
-          <w:tcPr>
-            <w:tcW w:type="dxa" w:w="2160"/>
-          </w:tcPr>
-          <w:p>
-            <w:r>
-              <w:t>天益信息有限公司</w:t>
-            </w:r>
-          </w:p>
-        </w:tc>
-        <w:tc>
-          <w:tcPr>
-            <w:tcW w:type="dxa" w:w="2160"/>
-          </w:tcPr>
-          <w:p>
-            <w:r>
-              <w:t>云计算</w:t>
-            </w:r>
-          </w:p>
-        </w:tc>
-        <w:tc>
-          <w:tcPr>
-            <w:tcW w:type="dxa" w:w="2160"/>
-          </w:tcPr>
-          <w:p>
-            <w:r>
-              <w:t>218亿</w:t>
-            </w:r>
-          </w:p>
-        </w:tc>
-        <w:tc>
-          <w:tcPr>
-            <w:tcW w:type="dxa" w:w="2160"/>
-          </w:tcPr>
-          <w:p>
-            <w:r>
-              <w:t>20%</w:t>
-            </w:r>
-          </w:p>
-        </w:tc>
-      </w:tr>
-      <w:tr>
-        <w:tc>
-          <w:tcPr>
-            <w:tcW w:type="dxa" w:w="2160"/>
-          </w:tcPr>
-          <w:p>
-            <w:r>
-              <w:t>东方峻景传媒有限公司</w:t>
-            </w:r>
-          </w:p>
-        </w:tc>
-        <w:tc>
-          <w:tcPr>
-            <w:tcW w:type="dxa" w:w="2160"/>
-          </w:tcPr>
-          <w:p>
-            <w:r>
-              <w:t>新能源</w:t>
-            </w:r>
-          </w:p>
-        </w:tc>
-        <w:tc>
-          <w:tcPr>
-            <w:tcW w:type="dxa" w:w="2160"/>
-          </w:tcPr>
-          <w:p>
-            <w:r>
-              <w:t>473亿</w:t>
-            </w:r>
-          </w:p>
-        </w:tc>
-        <w:tc>
-          <w:tcPr>
-            <w:tcW w:type="dxa" w:w="2160"/>
-          </w:tcPr>
-          <w:p>
-            <w:r>
-              <w:t>24%</w:t>
-            </w:r>
-          </w:p>
-        </w:tc>
-      </w:tr>
-      <w:tr>
-        <w:tc>
-          <w:tcPr>
-            <w:tcW w:type="dxa" w:w="2160"/>
-          </w:tcPr>
-          <w:p>
-            <w:r>
-              <w:t>兰金电子网络有限公司</w:t>
+              <w:t>联通时科传媒有限公司</w:t>
             </w:r>
           </w:p>
         </w:tc>
@@ -3402,521 +3912,17 @@
           </w:tcPr>
           <w:p>
             <w:r>
-              <w:t>394亿</w:t>
-            </w:r>
-          </w:p>
-        </w:tc>
-        <w:tc>
-          <w:tcPr>
-            <w:tcW w:type="dxa" w:w="2160"/>
-          </w:tcPr>
-          <w:p>
-            <w:r>
-              <w:t>14%</w:t>
-            </w:r>
-          </w:p>
-        </w:tc>
-      </w:tr>
-      <w:tr>
-        <w:tc>
-          <w:tcPr>
-            <w:tcW w:type="dxa" w:w="2160"/>
-          </w:tcPr>
-          <w:p>
-            <w:r>
-              <w:t>新宇龙信息传媒有限公司</w:t>
-            </w:r>
-          </w:p>
-        </w:tc>
-        <w:tc>
-          <w:tcPr>
-            <w:tcW w:type="dxa" w:w="2160"/>
-          </w:tcPr>
-          <w:p>
-            <w:r>
-              <w:t>机器人</w:t>
-            </w:r>
-          </w:p>
-        </w:tc>
-        <w:tc>
-          <w:tcPr>
-            <w:tcW w:type="dxa" w:w="2160"/>
-          </w:tcPr>
-          <w:p>
-            <w:r>
-              <w:t>355亿</w:t>
-            </w:r>
-          </w:p>
-        </w:tc>
-        <w:tc>
-          <w:tcPr>
-            <w:tcW w:type="dxa" w:w="2160"/>
-          </w:tcPr>
-          <w:p>
-            <w:r>
-              <w:t>12%</w:t>
-            </w:r>
-          </w:p>
-        </w:tc>
-      </w:tr>
-      <w:tr>
-        <w:tc>
-          <w:tcPr>
-            <w:tcW w:type="dxa" w:w="2160"/>
-          </w:tcPr>
-          <w:p>
-            <w:r>
-              <w:t>天益科技有限公司</w:t>
-            </w:r>
-          </w:p>
-        </w:tc>
-        <w:tc>
-          <w:tcPr>
-            <w:tcW w:type="dxa" w:w="2160"/>
-          </w:tcPr>
-          <w:p>
-            <w:r>
-              <w:t>半导体</w:t>
-            </w:r>
-          </w:p>
-        </w:tc>
-        <w:tc>
-          <w:tcPr>
-            <w:tcW w:type="dxa" w:w="2160"/>
-          </w:tcPr>
-          <w:p>
-            <w:r>
-              <w:t>790亿</w:t>
-            </w:r>
-          </w:p>
-        </w:tc>
-        <w:tc>
-          <w:tcPr>
-            <w:tcW w:type="dxa" w:w="2160"/>
-          </w:tcPr>
-          <w:p>
-            <w:r>
-              <w:t>11%</w:t>
-            </w:r>
-          </w:p>
-        </w:tc>
-      </w:tr>
-      <w:tr>
-        <w:tc>
-          <w:tcPr>
-            <w:tcW w:type="dxa" w:w="2160"/>
-          </w:tcPr>
-          <w:p>
-            <w:r>
-              <w:t>九方网络有限公司</w:t>
-            </w:r>
-          </w:p>
-        </w:tc>
-        <w:tc>
-          <w:tcPr>
-            <w:tcW w:type="dxa" w:w="2160"/>
-          </w:tcPr>
-          <w:p>
-            <w:r>
-              <w:t>新能源</w:t>
-            </w:r>
-          </w:p>
-        </w:tc>
-        <w:tc>
-          <w:tcPr>
-            <w:tcW w:type="dxa" w:w="2160"/>
-          </w:tcPr>
-          <w:p>
-            <w:r>
-              <w:t>384亿</w:t>
-            </w:r>
-          </w:p>
-        </w:tc>
-        <w:tc>
-          <w:tcPr>
-            <w:tcW w:type="dxa" w:w="2160"/>
-          </w:tcPr>
-          <w:p>
-            <w:r>
-              <w:t>9%</w:t>
-            </w:r>
-          </w:p>
-        </w:tc>
-      </w:tr>
-      <w:tr>
-        <w:tc>
-          <w:tcPr>
-            <w:tcW w:type="dxa" w:w="2160"/>
-          </w:tcPr>
-          <w:p>
-            <w:r>
-              <w:t>凌云网络有限公司</w:t>
-            </w:r>
-          </w:p>
-        </w:tc>
-        <w:tc>
-          <w:tcPr>
-            <w:tcW w:type="dxa" w:w="2160"/>
-          </w:tcPr>
-          <w:p>
-            <w:r>
-              <w:t>医疗科技</w:t>
-            </w:r>
-          </w:p>
-        </w:tc>
-        <w:tc>
-          <w:tcPr>
-            <w:tcW w:type="dxa" w:w="2160"/>
-          </w:tcPr>
-          <w:p>
-            <w:r>
-              <w:t>632亿</w:t>
-            </w:r>
-          </w:p>
-        </w:tc>
-        <w:tc>
-          <w:tcPr>
-            <w:tcW w:type="dxa" w:w="2160"/>
-          </w:tcPr>
-          <w:p>
-            <w:r>
-              <w:t>10%</w:t>
-            </w:r>
-          </w:p>
-        </w:tc>
-      </w:tr>
-      <w:tr>
-        <w:tc>
-          <w:tcPr>
-            <w:tcW w:type="dxa" w:w="2160"/>
-          </w:tcPr>
-          <w:p>
-            <w:r>
-              <w:t>精芯信息有限公司</w:t>
-            </w:r>
-          </w:p>
-        </w:tc>
-        <w:tc>
-          <w:tcPr>
-            <w:tcW w:type="dxa" w:w="2160"/>
-          </w:tcPr>
-          <w:p>
-            <w:r>
-              <w:t>消费科技</w:t>
-            </w:r>
-          </w:p>
-        </w:tc>
-        <w:tc>
-          <w:tcPr>
-            <w:tcW w:type="dxa" w:w="2160"/>
-          </w:tcPr>
-          <w:p>
-            <w:r>
-              <w:t>558亿</w:t>
-            </w:r>
-          </w:p>
-        </w:tc>
-        <w:tc>
-          <w:tcPr>
-            <w:tcW w:type="dxa" w:w="2160"/>
-          </w:tcPr>
-          <w:p>
-            <w:r>
-              <w:t>9%</w:t>
-            </w:r>
-          </w:p>
-        </w:tc>
-      </w:tr>
-      <w:tr>
-        <w:tc>
-          <w:tcPr>
-            <w:tcW w:type="dxa" w:w="2160"/>
-          </w:tcPr>
-          <w:p>
-            <w:r>
-              <w:t>新宇龙信息传媒有限公司</w:t>
-            </w:r>
-          </w:p>
-        </w:tc>
-        <w:tc>
-          <w:tcPr>
-            <w:tcW w:type="dxa" w:w="2160"/>
-          </w:tcPr>
-          <w:p>
-            <w:r>
-              <w:t>机器人</w:t>
-            </w:r>
-          </w:p>
-        </w:tc>
-        <w:tc>
-          <w:tcPr>
-            <w:tcW w:type="dxa" w:w="2160"/>
-          </w:tcPr>
-          <w:p>
-            <w:r>
-              <w:t>554亿</w:t>
-            </w:r>
-          </w:p>
-        </w:tc>
-        <w:tc>
-          <w:tcPr>
-            <w:tcW w:type="dxa" w:w="2160"/>
-          </w:tcPr>
-          <w:p>
-            <w:r>
-              <w:t>20%</w:t>
-            </w:r>
-          </w:p>
-        </w:tc>
-      </w:tr>
-      <w:tr>
-        <w:tc>
-          <w:tcPr>
-            <w:tcW w:type="dxa" w:w="2160"/>
-          </w:tcPr>
-          <w:p>
-            <w:r>
-              <w:t>创汇传媒有限公司</w:t>
-            </w:r>
-          </w:p>
-        </w:tc>
-        <w:tc>
-          <w:tcPr>
-            <w:tcW w:type="dxa" w:w="2160"/>
-          </w:tcPr>
-          <w:p>
-            <w:r>
-              <w:t>新能源</w:t>
-            </w:r>
-          </w:p>
-        </w:tc>
-        <w:tc>
-          <w:tcPr>
-            <w:tcW w:type="dxa" w:w="2160"/>
-          </w:tcPr>
-          <w:p>
-            <w:r>
-              <w:t>157亿</w:t>
-            </w:r>
-          </w:p>
-        </w:tc>
-        <w:tc>
-          <w:tcPr>
-            <w:tcW w:type="dxa" w:w="2160"/>
-          </w:tcPr>
-          <w:p>
-            <w:r>
-              <w:t>19%</w:t>
-            </w:r>
-          </w:p>
-        </w:tc>
-      </w:tr>
-      <w:tr>
-        <w:tc>
-          <w:tcPr>
-            <w:tcW w:type="dxa" w:w="2160"/>
-          </w:tcPr>
-          <w:p>
-            <w:r>
-              <w:t>迪摩科技有限公司</w:t>
-            </w:r>
-          </w:p>
-        </w:tc>
-        <w:tc>
-          <w:tcPr>
-            <w:tcW w:type="dxa" w:w="2160"/>
-          </w:tcPr>
-          <w:p>
-            <w:r>
-              <w:t>人工智能</w:t>
-            </w:r>
-          </w:p>
-        </w:tc>
-        <w:tc>
-          <w:tcPr>
-            <w:tcW w:type="dxa" w:w="2160"/>
-          </w:tcPr>
-          <w:p>
-            <w:r>
-              <w:t>539亿</w:t>
-            </w:r>
-          </w:p>
-        </w:tc>
-        <w:tc>
-          <w:tcPr>
-            <w:tcW w:type="dxa" w:w="2160"/>
-          </w:tcPr>
-          <w:p>
-            <w:r>
-              <w:t>11%</w:t>
-            </w:r>
-          </w:p>
-        </w:tc>
-      </w:tr>
-      <w:tr>
-        <w:tc>
-          <w:tcPr>
-            <w:tcW w:type="dxa" w:w="2160"/>
-          </w:tcPr>
-          <w:p>
-            <w:r>
-              <w:t>创汇传媒有限公司</w:t>
-            </w:r>
-          </w:p>
-        </w:tc>
-        <w:tc>
-          <w:tcPr>
-            <w:tcW w:type="dxa" w:w="2160"/>
-          </w:tcPr>
-          <w:p>
-            <w:r>
-              <w:t>新能源</w:t>
-            </w:r>
-          </w:p>
-        </w:tc>
-        <w:tc>
-          <w:tcPr>
-            <w:tcW w:type="dxa" w:w="2160"/>
-          </w:tcPr>
-          <w:p>
-            <w:r>
-              <w:t>581亿</w:t>
-            </w:r>
-          </w:p>
-        </w:tc>
-        <w:tc>
-          <w:tcPr>
-            <w:tcW w:type="dxa" w:w="2160"/>
-          </w:tcPr>
-          <w:p>
-            <w:r>
-              <w:t>12%</w:t>
-            </w:r>
-          </w:p>
-        </w:tc>
-      </w:tr>
-      <w:tr>
-        <w:tc>
-          <w:tcPr>
-            <w:tcW w:type="dxa" w:w="2160"/>
-          </w:tcPr>
-          <w:p>
-            <w:r>
-              <w:t>立信电子网络有限公司</w:t>
-            </w:r>
-          </w:p>
-        </w:tc>
-        <w:tc>
-          <w:tcPr>
-            <w:tcW w:type="dxa" w:w="2160"/>
-          </w:tcPr>
-          <w:p>
-            <w:r>
-              <w:t>云计算</w:t>
-            </w:r>
-          </w:p>
-        </w:tc>
-        <w:tc>
-          <w:tcPr>
-            <w:tcW w:type="dxa" w:w="2160"/>
-          </w:tcPr>
-          <w:p>
-            <w:r>
-              <w:t>687亿</w:t>
-            </w:r>
-          </w:p>
-        </w:tc>
-        <w:tc>
-          <w:tcPr>
-            <w:tcW w:type="dxa" w:w="2160"/>
-          </w:tcPr>
-          <w:p>
-            <w:r>
-              <w:t>29%</w:t>
-            </w:r>
-          </w:p>
-        </w:tc>
-      </w:tr>
-      <w:tr>
-        <w:tc>
-          <w:tcPr>
-            <w:tcW w:type="dxa" w:w="2160"/>
-          </w:tcPr>
-          <w:p>
-            <w:r>
-              <w:t>凌云网络有限公司</w:t>
-            </w:r>
-          </w:p>
-        </w:tc>
-        <w:tc>
-          <w:tcPr>
-            <w:tcW w:type="dxa" w:w="2160"/>
-          </w:tcPr>
-          <w:p>
-            <w:r>
-              <w:t>医疗科技</w:t>
-            </w:r>
-          </w:p>
-        </w:tc>
-        <w:tc>
-          <w:tcPr>
-            <w:tcW w:type="dxa" w:w="2160"/>
-          </w:tcPr>
-          <w:p>
-            <w:r>
-              <w:t>413亿</w:t>
-            </w:r>
-          </w:p>
-        </w:tc>
-        <w:tc>
-          <w:tcPr>
-            <w:tcW w:type="dxa" w:w="2160"/>
-          </w:tcPr>
-          <w:p>
-            <w:r>
-              <w:t>10%</w:t>
-            </w:r>
-          </w:p>
-        </w:tc>
-      </w:tr>
-      <w:tr>
-        <w:tc>
-          <w:tcPr>
-            <w:tcW w:type="dxa" w:w="2160"/>
-          </w:tcPr>
-          <w:p>
-            <w:r>
-              <w:t>万迅电脑网络有限公司</w:t>
-            </w:r>
-          </w:p>
-        </w:tc>
-        <w:tc>
-          <w:tcPr>
-            <w:tcW w:type="dxa" w:w="2160"/>
-          </w:tcPr>
-          <w:p>
-            <w:r>
-              <w:t>半导体</w:t>
-            </w:r>
-          </w:p>
-        </w:tc>
-        <w:tc>
-          <w:tcPr>
-            <w:tcW w:type="dxa" w:w="2160"/>
-          </w:tcPr>
-          <w:p>
-            <w:r>
-              <w:t>133亿</w:t>
-            </w:r>
-          </w:p>
-        </w:tc>
-        <w:tc>
-          <w:tcPr>
-            <w:tcW w:type="dxa" w:w="2160"/>
-          </w:tcPr>
-          <w:p>
-            <w:r>
-              <w:t>8%</w:t>
+              <w:t>762亿</w:t>
+            </w:r>
+          </w:p>
+        </w:tc>
+        <w:tc>
+          <w:tcPr>
+            <w:tcW w:type="dxa" w:w="2160"/>
+          </w:tcPr>
+          <w:p>
+            <w:r>
+              <w:t>28%</w:t>
             </w:r>
           </w:p>
         </w:tc>
